--- a/final-beta.docx
+++ b/final-beta.docx
@@ -1113,7 +1113,7 @@
             <w:pPr>
               <w:cnfStyle w:val="000000100000" w:firstRow="0" w:lastRow="0" w:firstColumn="0" w:lastColumn="0" w:oddVBand="0" w:evenVBand="0" w:oddHBand="1" w:evenHBand="0" w:firstRowFirstColumn="0" w:firstRowLastColumn="0" w:lastRowFirstColumn="0" w:lastRowLastColumn="0"/>
               <w:rPr>
-                <w:rFonts w:asciiTheme="majorHAnsi" w:hAnsiTheme="majorHAnsi" w:hint="eastAsia"/>
+                <w:rFonts w:asciiTheme="majorHAnsi" w:hAnsiTheme="majorHAnsi"/>
                 <w:sz w:val="21"/>
                 <w:szCs w:val="21"/>
                 <w:lang w:val="en-US"/>
@@ -2257,7 +2257,7 @@
           <w:p>
             <w:pPr>
               <w:rPr>
-                <w:rFonts w:asciiTheme="majorHAnsi" w:hAnsiTheme="majorHAnsi" w:hint="eastAsia"/>
+                <w:rFonts w:asciiTheme="majorHAnsi" w:hAnsiTheme="majorHAnsi"/>
                 <w:color w:val="000000" w:themeColor="text1"/>
                 <w:lang w:val="en-US"/>
               </w:rPr>
@@ -2306,7 +2306,7 @@
           <w:p>
             <w:pPr>
               <w:rPr>
-                <w:rFonts w:asciiTheme="majorHAnsi" w:hAnsiTheme="majorHAnsi" w:hint="eastAsia"/>
+                <w:rFonts w:asciiTheme="majorHAnsi" w:hAnsiTheme="majorHAnsi"/>
                 <w:b/>
                 <w:bCs/>
                 <w:color w:val="000000" w:themeColor="text1"/>
@@ -2929,7 +2929,7 @@
           <w:p>
             <w:pPr>
               <w:rPr>
-                <w:rFonts w:asciiTheme="majorHAnsi" w:hAnsiTheme="majorHAnsi" w:hint="eastAsia"/>
+                <w:rFonts w:asciiTheme="majorHAnsi" w:hAnsiTheme="majorHAnsi"/>
                 <w:b/>
                 <w:bCs/>
                 <w:color w:val="000000" w:themeColor="text1"/>
@@ -3587,7 +3587,7 @@
           <w:p>
             <w:pPr>
               <w:rPr>
-                <w:rFonts w:asciiTheme="majorHAnsi" w:hAnsiTheme="majorHAnsi" w:hint="eastAsia"/>
+                <w:rFonts w:asciiTheme="majorHAnsi" w:hAnsiTheme="majorHAnsi"/>
                 <w:color w:val="000000" w:themeColor="text1"/>
                 <w:lang w:val="en-US"/>
               </w:rPr>
@@ -6693,7 +6693,7 @@
     <w:p>
       <w:pPr>
         <w:rPr>
-          <w:rFonts w:asciiTheme="majorHAnsi" w:hAnsiTheme="majorHAnsi" w:hint="eastAsia"/>
+          <w:rFonts w:asciiTheme="majorHAnsi" w:hAnsiTheme="majorHAnsi"/>
           <w:color w:val="000000" w:themeColor="text1"/>
           <w:lang w:val="en-US"/>
         </w:rPr>
@@ -7166,7 +7166,7 @@
             <w:pPr>
               <w:cnfStyle w:val="000000000000" w:firstRow="0" w:lastRow="0" w:firstColumn="0" w:lastColumn="0" w:oddVBand="0" w:evenVBand="0" w:oddHBand="0" w:evenHBand="0" w:firstRowFirstColumn="0" w:firstRowLastColumn="0" w:lastRowFirstColumn="0" w:lastRowLastColumn="0"/>
               <w:rPr>
-                <w:rFonts w:asciiTheme="majorHAnsi" w:hAnsiTheme="majorHAnsi" w:hint="eastAsia"/>
+                <w:rFonts w:asciiTheme="majorHAnsi" w:hAnsiTheme="majorHAnsi"/>
                 <w:b/>
                 <w:bCs/>
                 <w:lang w:val="en-US"/>
@@ -7553,19 +7553,30 @@
     </w:p>
     <w:p>
       <w:pPr>
+        <w:pBdr>
+          <w:bottom w:val="single" w:sz="6" w:space="1" w:color="auto"/>
+        </w:pBdr>
+        <w:rPr>
+          <w:rFonts w:asciiTheme="majorHAnsi" w:hAnsiTheme="majorHAnsi"/>
+          <w:color w:val="000000" w:themeColor="text1"/>
+          <w:lang w:val="en-US"/>
+        </w:rPr>
+      </w:pPr>
+      <w:r>
+        <w:rPr>
+          <w:rFonts w:asciiTheme="majorHAnsi" w:hAnsiTheme="majorHAnsi"/>
+          <w:color w:val="000000" w:themeColor="text1"/>
+          <w:lang w:val="en-US"/>
+        </w:rPr>
+        <w:t>杜荀鹤写的是“一个人”怎么被吃掉，罗隐写的是“一张网”怎么设计出来吃人</w:t>
+      </w:r>
+      <w:r>
         <w:rPr>
           <w:rFonts w:asciiTheme="majorHAnsi" w:hAnsiTheme="majorHAnsi" w:hint="eastAsia"/>
           <w:color w:val="000000" w:themeColor="text1"/>
           <w:lang w:val="en-US"/>
         </w:rPr>
-      </w:pPr>
-      <w:r>
-        <w:rPr>
-          <w:rFonts w:asciiTheme="majorHAnsi" w:hAnsiTheme="majorHAnsi"/>
-          <w:color w:val="000000" w:themeColor="text1"/>
-          <w:lang w:val="en-US"/>
-        </w:rPr>
-        <w:t>杜荀鹤写的是“一个人”怎么被吃掉，罗隐写的是“一张网”怎么设计出来吃人</w:t>
+        <w:t>和古代唐朝政府只干3件事（剥削，内斗（自身利益最大化），改革（获取利益最大化））</w:t>
       </w:r>
       <w:r>
         <w:rPr>
@@ -7573,29 +7584,3145 @@
           <w:color w:val="000000" w:themeColor="text1"/>
           <w:lang w:val="en-US"/>
         </w:rPr>
-        <w:t>和古代唐朝政府只干3件事（剥削，内斗（自身利益最大化），改革（获取利益最大化））</w:t>
+        <w:t>。</w:t>
+      </w:r>
+      <w:r>
+        <w:rPr>
+          <w:rFonts w:asciiTheme="majorHAnsi" w:hAnsiTheme="majorHAnsi"/>
+          <w:color w:val="000000" w:themeColor="text1"/>
+          <w:lang w:val="en-US"/>
+        </w:rPr>
+        <w:t>所以千年后，杜荀鹤的寡妇仍是一个历史剪影，而罗隐的蜜蜂依然刺痛着每一个劳动者的神经。</w:t>
+      </w:r>
+    </w:p>
+    <w:p>
+      <w:pPr>
+        <w:rPr>
+          <w:rFonts w:asciiTheme="majorHAnsi" w:hAnsiTheme="majorHAnsi"/>
+          <w:color w:val="000000" w:themeColor="text1"/>
+          <w:lang w:val="en-US"/>
+        </w:rPr>
+      </w:pPr>
+    </w:p>
+    <w:p>
+      <w:pPr>
+        <w:pStyle w:val="a9"/>
+        <w:numPr>
+          <w:ilvl w:val="0"/>
+          <w:numId w:val="1"/>
+        </w:numPr>
+      </w:pPr>
+      <w:r>
+        <w:rPr>
+          <w:rFonts w:hint="eastAsia"/>
+        </w:rPr>
+        <w:lastRenderedPageBreak/>
+        <w:t>权大于证」</w:t>
+      </w:r>
+    </w:p>
+    <w:p>
+      <w:pPr>
+        <w:pStyle w:val="a9"/>
+        <w:numPr>
+          <w:ilvl w:val="0"/>
+          <w:numId w:val="1"/>
+        </w:numPr>
+      </w:pPr>
+      <w:r>
+        <w:t>逻辑</w:t>
+      </w:r>
+      <w:r>
+        <w:rPr>
+          <w:rFonts w:hint="eastAsia"/>
+        </w:rPr>
+        <w:t>「支持：全部都需要」</w:t>
+      </w:r>
+    </w:p>
+    <w:p>
+      <w:pPr>
+        <w:pStyle w:val="a9"/>
+        <w:numPr>
+          <w:ilvl w:val="0"/>
+          <w:numId w:val="1"/>
+        </w:numPr>
+      </w:pPr>
+      <w:r>
+        <w:t>科学思维为何是全球公民必备能力</w:t>
+      </w:r>
+      <w:r>
+        <w:rPr>
+          <w:rFonts w:hint="eastAsia"/>
+        </w:rPr>
+        <w:t>「反驳部分：政府无法控制民众//反驳部分的反驳：政府可以控制人们的思想」「支持部分：科技发展&amp;鉴别真相逻辑链//支持部分的反驳：也不一定需要科学思维，只需要有一个正常逻辑链即可」</w:t>
+      </w:r>
+    </w:p>
+    <w:p>
+      <w:pPr>
+        <w:pBdr>
+          <w:bottom w:val="single" w:sz="6" w:space="1" w:color="auto"/>
+        </w:pBdr>
+        <w:rPr>
+          <w:rFonts w:asciiTheme="majorHAnsi" w:hAnsiTheme="majorHAnsi"/>
+        </w:rPr>
+      </w:pPr>
+      <w:r>
+        <w:rPr>
+          <w:rFonts w:hint="eastAsia"/>
+        </w:rPr>
+        <w:t>底层：所有政府都一样，引用：《西施》</w:t>
+      </w:r>
+      <w:r>
+        <w:rPr>
+          <w:rFonts w:asciiTheme="majorHAnsi" w:hAnsiTheme="majorHAnsi"/>
+        </w:rPr>
+        <w:t>罗隐</w:t>
       </w:r>
       <w:r>
         <w:rPr>
           <w:rFonts w:asciiTheme="majorHAnsi" w:hAnsiTheme="majorHAnsi" w:hint="eastAsia"/>
-          <w:color w:val="000000" w:themeColor="text1"/>
-          <w:lang w:val="en-US"/>
+        </w:rPr>
+        <w:t>（全面反驳问题，我认为这个问题有问题）</w:t>
+      </w:r>
+    </w:p>
+    <w:p>
+      <w:pPr>
+        <w:pStyle w:val="2"/>
+        <w:shd w:val="clear" w:color="auto" w:fill="F1F3F5"/>
+        <w:rPr>
+          <w:rFonts w:ascii="Roboto" w:eastAsia="宋体" w:hAnsi="Roboto" w:cs="宋体"/>
+          <w:spacing w:val="2"/>
+          <w:sz w:val="36"/>
+        </w:rPr>
+      </w:pPr>
+      <w:r>
+        <w:rPr>
+          <w:rFonts w:ascii="Roboto" w:hAnsi="Roboto"/>
+          <w:spacing w:val="2"/>
+        </w:rPr>
+        <w:t>理性、证据、逻辑为什么是全球性共同语言？</w:t>
+      </w:r>
+    </w:p>
+    <w:p>
+      <w:pPr>
+        <w:shd w:val="clear" w:color="auto" w:fill="F1F3F5"/>
+        <w:rPr>
+          <w:rFonts w:ascii="Roboto" w:hAnsi="Roboto"/>
+          <w:spacing w:val="2"/>
+          <w:sz w:val="21"/>
+          <w:szCs w:val="21"/>
+        </w:rPr>
+      </w:pPr>
+      <w:r>
+        <w:rPr>
+          <w:rFonts w:ascii="Roboto" w:hAnsi="Roboto"/>
+          <w:spacing w:val="2"/>
+          <w:sz w:val="21"/>
+          <w:szCs w:val="21"/>
+        </w:rPr>
+        <w:t>先明确“全球性共同语言”的定义：它不是所有人说同一种语言，而是当所有其他沟通方式都失效的时候，最后还能用来达成共识的那套工具。</w:t>
+      </w:r>
+    </w:p>
+    <w:p>
+      <w:pPr>
+        <w:shd w:val="clear" w:color="auto" w:fill="F1F3F5"/>
+        <w:rPr>
+          <w:rFonts w:ascii="Roboto" w:hAnsi="Roboto"/>
+          <w:spacing w:val="2"/>
+          <w:sz w:val="21"/>
+          <w:szCs w:val="21"/>
+        </w:rPr>
+      </w:pPr>
+      <w:r>
+        <w:rPr>
+          <w:rFonts w:ascii="Roboto" w:hAnsi="Roboto"/>
+          <w:spacing w:val="2"/>
+          <w:sz w:val="21"/>
+          <w:szCs w:val="21"/>
+        </w:rPr>
+        <w:t>两个人信仰不同，聊不到一起；两个人立场不同，吵不出结果。但当他们坐下来，面对同一组数据、同一条逻辑链时——如果数据没问题，逻辑链没问题，他们不得不承认同一个结论。这是这套工具的理想形态。</w:t>
+      </w:r>
+    </w:p>
+    <w:p>
+      <w:pPr>
+        <w:shd w:val="clear" w:color="auto" w:fill="F1F3F5"/>
+        <w:rPr>
+          <w:rFonts w:ascii="Roboto" w:hAnsi="Roboto"/>
+          <w:spacing w:val="2"/>
+          <w:sz w:val="21"/>
+          <w:szCs w:val="21"/>
+        </w:rPr>
+      </w:pPr>
+      <w:r>
+        <w:rPr>
+          <w:rFonts w:ascii="Roboto" w:hAnsi="Roboto"/>
+          <w:spacing w:val="2"/>
+          <w:sz w:val="21"/>
+          <w:szCs w:val="21"/>
+        </w:rPr>
+        <w:t>但现实是：在大多数情况下，这套工具根本到不了“坐下来面对同一组数据”那一步。因为在那一步之前，有一套更强大的力量在决定：哪些数据能被看到，哪些结论能被讨论，哪些问题能被提出。</w:t>
+      </w:r>
+    </w:p>
+    <w:p>
+      <w:pPr>
+        <w:pStyle w:val="2"/>
+        <w:shd w:val="clear" w:color="auto" w:fill="F1F3F5"/>
+        <w:rPr>
+          <w:rFonts w:ascii="Roboto" w:eastAsia="宋体" w:hAnsi="Roboto" w:cs="宋体"/>
+          <w:spacing w:val="2"/>
+          <w:sz w:val="36"/>
+        </w:rPr>
+      </w:pPr>
+      <w:r>
+        <w:rPr>
+          <w:rFonts w:ascii="Roboto" w:hAnsi="Roboto"/>
+          <w:spacing w:val="2"/>
+        </w:rPr>
+        <w:t>理性</w:t>
+      </w:r>
+    </w:p>
+    <w:p>
+      <w:pPr>
+        <w:shd w:val="clear" w:color="auto" w:fill="F1F3F5"/>
+        <w:rPr>
+          <w:rFonts w:ascii="Roboto" w:hAnsi="Roboto"/>
+          <w:spacing w:val="2"/>
+          <w:sz w:val="21"/>
+          <w:szCs w:val="21"/>
+        </w:rPr>
+      </w:pPr>
+      <w:r>
+        <w:rPr>
+          <w:rFonts w:ascii="Roboto" w:hAnsi="Roboto"/>
+          <w:spacing w:val="2"/>
+          <w:sz w:val="21"/>
+          <w:szCs w:val="21"/>
+        </w:rPr>
+        <w:t>支持部分。 理性的本质不是“冷静计算”，而是用逻辑链条约束决策过程的能力。它要求一个人在做出判断之前，能够把自己的目标、前提、推理步骤全部摊开，让别人可以沿着你的逻辑走一遍，看看在哪一步可能出了问题。这个过程本身就是一种权力的让渡——你放弃了一部分“我说了算”的权威，换取了“如果我说错了，有人能指出我错在哪”的可能性。</w:t>
+      </w:r>
+    </w:p>
+    <w:p>
+      <w:pPr>
+        <w:shd w:val="clear" w:color="auto" w:fill="F1F3F5"/>
+        <w:rPr>
+          <w:rFonts w:ascii="Roboto" w:hAnsi="Roboto"/>
+          <w:spacing w:val="2"/>
+          <w:sz w:val="21"/>
+          <w:szCs w:val="21"/>
+        </w:rPr>
+      </w:pPr>
+      <w:r>
+        <w:rPr>
+          <w:rFonts w:ascii="Roboto" w:hAnsi="Roboto"/>
+          <w:spacing w:val="2"/>
+          <w:sz w:val="21"/>
+          <w:szCs w:val="21"/>
+        </w:rPr>
+        <w:t>在组织治理的层面，理性的价值体现在：它提供了一条不依赖个人权威的决策路径。一个靠个人权威运转的系统，决策者的更换意味着整个系统的波动</w:t>
+      </w:r>
+      <w:r>
+        <w:rPr>
+          <w:rFonts w:ascii="Roboto" w:hAnsi="Roboto" w:hint="eastAsia"/>
+          <w:spacing w:val="2"/>
+          <w:sz w:val="21"/>
+          <w:szCs w:val="21"/>
+        </w:rPr>
+        <w:t>，也意味着整个国家的彻底下坡或者上升期的到来。而这种是相当忌讳的在大国政治治理和全球的政治博弈的。因为在国际还是国内政治中，如果一个人决定了全部，那么意味着整个国家只靠一个人运转，这会带来以下后果：</w:t>
+      </w:r>
+    </w:p>
+    <w:p>
+      <w:pPr>
+        <w:numPr>
+          <w:ilvl w:val="0"/>
+          <w:numId w:val="4"/>
+        </w:numPr>
+        <w:shd w:val="clear" w:color="auto" w:fill="F1F3F5"/>
+        <w:rPr>
+          <w:rFonts w:ascii="Roboto" w:hAnsi="Roboto"/>
+          <w:spacing w:val="2"/>
+          <w:sz w:val="21"/>
+          <w:szCs w:val="21"/>
+        </w:rPr>
+      </w:pPr>
+      <w:r>
+        <w:rPr>
+          <w:rFonts w:ascii="Roboto" w:hAnsi="Roboto" w:hint="eastAsia"/>
+          <w:spacing w:val="2"/>
+          <w:sz w:val="21"/>
+          <w:szCs w:val="21"/>
+        </w:rPr>
+        <w:t>刺杀一个人=国家全部部门停转，这就意味着整个国家的决策和历史进程只会因为一个人而被影响。</w:t>
+      </w:r>
+    </w:p>
+    <w:p>
+      <w:pPr>
+        <w:numPr>
+          <w:ilvl w:val="0"/>
+          <w:numId w:val="4"/>
+        </w:numPr>
+        <w:shd w:val="clear" w:color="auto" w:fill="F1F3F5"/>
+        <w:rPr>
+          <w:rFonts w:ascii="Roboto" w:hAnsi="Roboto"/>
+          <w:spacing w:val="2"/>
+          <w:sz w:val="21"/>
+          <w:szCs w:val="21"/>
+        </w:rPr>
+      </w:pPr>
+      <w:r>
+        <w:rPr>
+          <w:rFonts w:ascii="Roboto" w:hAnsi="Roboto" w:hint="eastAsia"/>
+          <w:spacing w:val="2"/>
+          <w:sz w:val="21"/>
+          <w:szCs w:val="21"/>
+        </w:rPr>
+        <w:t>对内对外政策的片面性增加，没有任何人来阻止这一切，哪怕官僚们心知肚明。</w:t>
+      </w:r>
+    </w:p>
+    <w:p>
+      <w:pPr>
+        <w:numPr>
+          <w:ilvl w:val="0"/>
+          <w:numId w:val="4"/>
+        </w:numPr>
+        <w:shd w:val="clear" w:color="auto" w:fill="F1F3F5"/>
+        <w:rPr>
+          <w:rFonts w:ascii="Roboto" w:hAnsi="Roboto"/>
+          <w:spacing w:val="2"/>
+          <w:sz w:val="21"/>
+          <w:szCs w:val="21"/>
+        </w:rPr>
+      </w:pPr>
+      <w:r>
+        <w:rPr>
+          <w:rFonts w:ascii="Roboto" w:hAnsi="Roboto" w:hint="eastAsia"/>
+          <w:spacing w:val="2"/>
+          <w:sz w:val="21"/>
+          <w:szCs w:val="21"/>
+        </w:rPr>
+        <w:t>偏见的循环不断增加，无法阻断</w:t>
+      </w:r>
+    </w:p>
+    <w:p>
+      <w:pPr>
+        <w:shd w:val="clear" w:color="auto" w:fill="F1F3F5"/>
+        <w:rPr>
+          <w:rFonts w:ascii="Roboto" w:hAnsi="Roboto"/>
+          <w:spacing w:val="2"/>
+          <w:sz w:val="21"/>
+          <w:szCs w:val="21"/>
+        </w:rPr>
+      </w:pPr>
+      <w:r>
+        <w:rPr>
+          <w:rFonts w:ascii="Roboto" w:hAnsi="Roboto" w:hint="eastAsia"/>
+          <w:spacing w:val="2"/>
+          <w:sz w:val="21"/>
+          <w:szCs w:val="21"/>
+        </w:rPr>
+        <w:t>这些加起来，时间久了会让整个国家彻底陷入深渊。</w:t>
+      </w:r>
+    </w:p>
+    <w:p>
+      <w:pPr>
+        <w:shd w:val="clear" w:color="auto" w:fill="F1F3F5"/>
+        <w:rPr>
+          <w:rFonts w:ascii="Roboto" w:hAnsi="Roboto"/>
+          <w:spacing w:val="2"/>
+          <w:sz w:val="21"/>
+          <w:szCs w:val="21"/>
+        </w:rPr>
+      </w:pPr>
+      <w:r>
+        <w:rPr>
+          <w:rFonts w:ascii="Roboto" w:hAnsi="Roboto"/>
+          <w:spacing w:val="2"/>
+          <w:sz w:val="21"/>
+          <w:szCs w:val="21"/>
+        </w:rPr>
+        <w:t>一个靠理性程序运转的系统，换一个人来执行同样的程序，输出不会出现根本性的偏离。制度化的理性程序，是系统从“人治”走向“法治”的底层基础设施——它让系统的运转不再依赖于掌权者个人的英明与否，而是依赖于一套可以被检验、被批评、被修正的规则体系。</w:t>
+      </w:r>
+    </w:p>
+    <w:p>
+      <w:pPr>
+        <w:shd w:val="clear" w:color="auto" w:fill="F1F3F5"/>
+        <w:rPr>
+          <w:rFonts w:ascii="Roboto" w:hAnsi="Roboto"/>
+          <w:spacing w:val="2"/>
+          <w:sz w:val="21"/>
+          <w:szCs w:val="21"/>
+        </w:rPr>
+      </w:pPr>
+      <w:r>
+        <w:rPr>
+          <w:rFonts w:ascii="Roboto" w:hAnsi="Roboto"/>
+          <w:spacing w:val="2"/>
+          <w:sz w:val="21"/>
+          <w:szCs w:val="21"/>
+        </w:rPr>
+        <w:t>反驳部分。 但“理性”在现实中面临一个根本性的困境：它能</w:t>
+      </w:r>
+      <w:r>
+        <w:rPr>
+          <w:rFonts w:ascii="Roboto" w:hAnsi="Roboto"/>
+          <w:b/>
+          <w:bCs/>
+          <w:spacing w:val="2"/>
+          <w:sz w:val="21"/>
+          <w:szCs w:val="21"/>
+        </w:rPr>
+        <w:t>保证程序正确</w:t>
+      </w:r>
+      <w:r>
+        <w:rPr>
+          <w:rFonts w:ascii="Roboto" w:hAnsi="Roboto"/>
+          <w:spacing w:val="2"/>
+          <w:sz w:val="21"/>
+          <w:szCs w:val="21"/>
+        </w:rPr>
+        <w:t>，但不能保证前提正确。在组织治理中，“目标是谁设定的”“问题是谁定义的”“哪些选项被纳入了考量范围”——这些前提性的决策，往往不是理性推导出来的，而是权力格局决定的。</w:t>
+      </w:r>
+    </w:p>
+    <w:p>
+      <w:pPr>
+        <w:shd w:val="clear" w:color="auto" w:fill="F1F3F5"/>
+        <w:rPr>
+          <w:rFonts w:ascii="Roboto" w:hAnsi="Roboto"/>
+          <w:spacing w:val="2"/>
+          <w:sz w:val="21"/>
+          <w:szCs w:val="21"/>
+        </w:rPr>
+      </w:pPr>
+      <w:r>
+        <w:rPr>
+          <w:rFonts w:ascii="Roboto" w:hAnsi="Roboto"/>
+          <w:spacing w:val="2"/>
+          <w:sz w:val="21"/>
+          <w:szCs w:val="21"/>
+        </w:rPr>
+        <w:t>更深一层：理性程序本身也可以被用作统治工具。</w:t>
+      </w:r>
+      <w:r>
+        <w:rPr>
+          <w:rFonts w:ascii="Roboto" w:hAnsi="Roboto"/>
+          <w:b/>
+          <w:bCs/>
+          <w:spacing w:val="2"/>
+          <w:sz w:val="21"/>
+          <w:szCs w:val="21"/>
+        </w:rPr>
+        <w:t>一套高度理性化的官僚体系，可以非常高效地执行一个不公正的目标</w:t>
+      </w:r>
+      <w:r>
+        <w:rPr>
+          <w:rFonts w:ascii="Roboto" w:hAnsi="Roboto"/>
+          <w:spacing w:val="2"/>
+          <w:sz w:val="21"/>
+          <w:szCs w:val="21"/>
+        </w:rPr>
+        <w:t>。纳粹的种族灭绝是通过理性化的行政流程执行的——有明确的分工、有标准化的流程、有精确的统计报表。这不是理性的失败，恰恰是理性作为工具的中立性最恐怖的一面：它不关心目标的对错，它只关心目标的达成效率。</w:t>
+      </w:r>
+    </w:p>
+    <w:p>
+      <w:pPr>
+        <w:shd w:val="clear" w:color="auto" w:fill="F1F3F5"/>
+        <w:rPr>
+          <w:rFonts w:ascii="Roboto" w:hAnsi="Roboto"/>
+          <w:spacing w:val="2"/>
+          <w:sz w:val="21"/>
+          <w:szCs w:val="21"/>
+        </w:rPr>
+      </w:pPr>
+      <w:r>
+        <w:rPr>
+          <w:rFonts w:ascii="Roboto" w:hAnsi="Roboto"/>
+          <w:spacing w:val="2"/>
+          <w:sz w:val="21"/>
+          <w:szCs w:val="21"/>
+        </w:rPr>
+        <w:t>在中国的语境下，这种“理性的工具化”表现为一种特殊的治理逻辑：庞大的行政系统高度理性化地运转，每一个执行环节都无懈可击——但如果整个系统的目标设定偏离了制度设计的初衷，这套高度理性化的系统不仅不会纠正这个偏离，反而会以极高的效率加速这个偏离的实现。晚唐的两税法就是历史版的案例：制度的设计初衷是均平赋税，但执行过程中被权力格局扭曲，最终的结果是用一套更理性化的制度替代了一套旧制度，</w:t>
+      </w:r>
+      <w:r>
+        <w:rPr>
+          <w:rFonts w:ascii="Roboto" w:hAnsi="Roboto"/>
+          <w:b/>
+          <w:bCs/>
+          <w:spacing w:val="2"/>
+          <w:sz w:val="21"/>
+          <w:szCs w:val="21"/>
+        </w:rPr>
+        <w:t>剥削的效率</w:t>
+      </w:r>
+      <w:r>
+        <w:rPr>
+          <w:rFonts w:ascii="Roboto" w:hAnsi="Roboto"/>
+          <w:spacing w:val="2"/>
+          <w:sz w:val="21"/>
+          <w:szCs w:val="21"/>
+        </w:rPr>
+        <w:t>反而提高了。罗隐用“为谁辛苦为谁甜”问穿的，就是这个悖论——制度可以越来越理性，但理性的进步并不等于正义的进步。</w:t>
+      </w:r>
+    </w:p>
+    <w:p>
+      <w:pPr>
+        <w:shd w:val="clear" w:color="auto" w:fill="F1F3F5"/>
+        <w:rPr>
+          <w:rFonts w:ascii="Roboto" w:hAnsi="Roboto"/>
+          <w:spacing w:val="2"/>
+          <w:sz w:val="21"/>
+          <w:szCs w:val="21"/>
+        </w:rPr>
+      </w:pPr>
+      <w:r>
+        <w:rPr>
+          <w:rFonts w:ascii="Roboto" w:hAnsi="Roboto"/>
+          <w:spacing w:val="2"/>
+          <w:sz w:val="21"/>
+          <w:szCs w:val="21"/>
+        </w:rPr>
+        <w:t>所以，理性真正的价值不在于它能“提供大局观”，而在于它提供了一套可以被检验的程序。但检验程序的人必须来自程序之外——而这恰恰是理性本身无法保证的。任何系统的自我修正，最终都需要一个来自系统外部的推力。理性可以帮你走完九十九步，但第一步往往不是理性迈出的。</w:t>
+      </w:r>
+    </w:p>
+    <w:p>
+      <w:pPr>
+        <w:pStyle w:val="2"/>
+        <w:shd w:val="clear" w:color="auto" w:fill="F1F3F5"/>
+        <w:rPr>
+          <w:rFonts w:ascii="Roboto" w:eastAsia="宋体" w:hAnsi="Roboto" w:cs="宋体"/>
+          <w:spacing w:val="2"/>
+          <w:sz w:val="36"/>
+        </w:rPr>
+      </w:pPr>
+      <w:r>
+        <w:rPr>
+          <w:rFonts w:ascii="Roboto" w:hAnsi="Roboto"/>
+          <w:spacing w:val="2"/>
+        </w:rPr>
+        <w:t>证据</w:t>
+      </w:r>
+    </w:p>
+    <w:p>
+      <w:pPr>
+        <w:shd w:val="clear" w:color="auto" w:fill="F1F3F5"/>
+        <w:rPr>
+          <w:rFonts w:ascii="Roboto" w:hAnsi="Roboto"/>
+          <w:spacing w:val="2"/>
+          <w:sz w:val="21"/>
+          <w:szCs w:val="21"/>
+        </w:rPr>
+      </w:pPr>
+      <w:r>
+        <w:rPr>
+          <w:rFonts w:ascii="Roboto" w:hAnsi="Roboto"/>
+          <w:spacing w:val="2"/>
+          <w:sz w:val="21"/>
+          <w:szCs w:val="21"/>
+        </w:rPr>
+        <w:t>支持部分。 证据是唯一能让权力闭嘴的东西。在实验室里，你拿不出数据，你的假说就是废话；在法庭上，你拿不出物证，你的指控就是诽谤。证据的存在强制性地将争论从“你算老几”降维到“你有什么”。课文里的斯石英就是这么终结那场十年争论的——不是因为阿尔瓦雷斯父子的学术地位终于压倒了反对派，而是因为斯石英这个物理证据自己开口说了话：火山的高温会摧毁我，所以火山说不成立。反对派可以继续不喜欢这个结论，但他们没办法推翻这个逻辑。</w:t>
+      </w:r>
+      <w:r>
+        <w:rPr>
+          <w:rFonts w:ascii="Roboto" w:hAnsi="Roboto"/>
+          <w:b/>
+          <w:bCs/>
+          <w:spacing w:val="2"/>
+          <w:sz w:val="21"/>
+          <w:szCs w:val="21"/>
+        </w:rPr>
+        <w:t>证据让权力失语</w:t>
+      </w:r>
+      <w:r>
+        <w:rPr>
+          <w:rFonts w:ascii="Roboto" w:hAnsi="Roboto"/>
+          <w:spacing w:val="2"/>
+          <w:sz w:val="21"/>
+          <w:szCs w:val="21"/>
+        </w:rPr>
+        <w:t>——这是它最珍贵的属性。</w:t>
+      </w:r>
+    </w:p>
+    <w:p>
+      <w:pPr>
+        <w:shd w:val="clear" w:color="auto" w:fill="F1F3F5"/>
+        <w:rPr>
+          <w:rFonts w:ascii="Roboto" w:eastAsia="宋体" w:hAnsi="Roboto" w:cs="宋体"/>
+          <w:spacing w:val="2"/>
+          <w:sz w:val="21"/>
+          <w:szCs w:val="21"/>
+        </w:rPr>
+      </w:pPr>
+      <w:r>
+        <w:rPr>
+          <w:rFonts w:ascii="Roboto" w:hAnsi="Roboto"/>
+          <w:spacing w:val="2"/>
+          <w:sz w:val="21"/>
+          <w:szCs w:val="21"/>
+        </w:rPr>
+        <w:t>包含不支持部分：国家的制度不公——制度的设计初衷与后续发展的偏离。 任何制度在出台的时候都会给自己披上一件“正当目的”的外衣：为了公平、为了发展、为了稳定。但如果这套制度在运行中缺乏有效的制约和纠错机制，它必定会发生系统性的偏离——执行者会优先服务于自己的利益，而不是制度文本里写的那个“正当目的”。这种偏离不是偶然的，它是结构性的：当制度的设计者同时也是制度的执行者，且外部监督缺位时，制度的实际功能必然会从“服务公共利益”滑向“服务执行者利益”。到了这个阶段，证据在法律上已经失效了——因为制度的执行者可以合法地定义什么样的证据可以被采信、什么样的证据可以被排除。</w:t>
+      </w:r>
+    </w:p>
+    <w:p>
+      <w:pPr>
+        <w:shd w:val="clear" w:color="auto" w:fill="F1F3F5"/>
+        <w:rPr>
+          <w:rFonts w:ascii="Roboto" w:hAnsi="Roboto"/>
+          <w:spacing w:val="2"/>
+          <w:sz w:val="21"/>
+          <w:szCs w:val="21"/>
+        </w:rPr>
+      </w:pPr>
+      <w:r>
+        <w:rPr>
+          <w:rFonts w:ascii="Roboto" w:hAnsi="Roboto"/>
+          <w:spacing w:val="2"/>
+          <w:sz w:val="21"/>
+          <w:szCs w:val="21"/>
+        </w:rPr>
+        <w:t>晚唐的两税法就是标本级的案例。它出台时讲的故事是</w:t>
+      </w:r>
+      <w:r>
+        <w:rPr>
+          <w:rFonts w:ascii="Roboto" w:hAnsi="Roboto"/>
+          <w:b/>
+          <w:bCs/>
+          <w:spacing w:val="2"/>
+          <w:sz w:val="21"/>
+          <w:szCs w:val="21"/>
+        </w:rPr>
+        <w:t>“按资产征税，让富人承担更多”——这是制度设计的初衷。但在实际运行中，富户勾结官吏瞒报田产，贫户的土地被反复丈量</w:t>
+      </w:r>
+      <w:r>
+        <w:rPr>
+          <w:rFonts w:ascii="Roboto" w:hAnsi="Roboto"/>
+          <w:spacing w:val="2"/>
+          <w:sz w:val="21"/>
+          <w:szCs w:val="21"/>
+        </w:rPr>
+        <w:t>；两税之外，盐税、茶税、酒税层层加码；农民必须把粮食贱卖掉换成铜钱交税，而丰年粮价暴跌，反而要卖出更多的粮才能交够税。制度设计的初衷是公平，制度的实际效果是把剥削系统化、理性化、不可抗拒化。制度的设计初衷和执行结果之间的这道鸿沟，不是唐朝特有的，是一切缺乏有效制约的权力体系的必然产物。</w:t>
+      </w:r>
+    </w:p>
+    <w:p>
+      <w:pPr>
+        <w:shd w:val="clear" w:color="auto" w:fill="F1F3F5"/>
+        <w:rPr>
+          <w:rFonts w:ascii="Roboto" w:hAnsi="Roboto"/>
+          <w:spacing w:val="2"/>
+          <w:sz w:val="21"/>
+          <w:szCs w:val="21"/>
+        </w:rPr>
+      </w:pPr>
+      <w:r>
+        <w:rPr>
+          <w:rFonts w:ascii="Roboto" w:hAnsi="Roboto"/>
+          <w:spacing w:val="2"/>
+          <w:sz w:val="21"/>
+          <w:szCs w:val="21"/>
+        </w:rPr>
+        <w:t>反驳部分：并非全球性共同语言——权大于证是常态，不是例外。 所谓“证据是全球性共同语言”，隐含了一个从未被兑现的前提：权力愿意接受证据的约束。但权力在任何时代、任何体制下的本能，都不是接受约束，而是寻找绕过约束的通道。权力可以定义什么是证据，可以决定谁的证据算数，可以通过修改规则来让不利于自己的证据根本不进入讨论程序。</w:t>
+      </w:r>
+    </w:p>
+    <w:p>
+      <w:pPr>
+        <w:shd w:val="clear" w:color="auto" w:fill="F1F3F5"/>
+        <w:rPr>
+          <w:rFonts w:ascii="Roboto" w:hAnsi="Roboto"/>
+          <w:b/>
+          <w:bCs/>
+          <w:spacing w:val="2"/>
+          <w:sz w:val="21"/>
+          <w:szCs w:val="21"/>
+        </w:rPr>
+      </w:pPr>
+      <w:r>
+        <w:rPr>
+          <w:rFonts w:ascii="Roboto" w:hAnsi="Roboto"/>
+          <w:spacing w:val="2"/>
+          <w:sz w:val="21"/>
+          <w:szCs w:val="21"/>
+        </w:rPr>
+        <w:t>罗隐在《西施》里写的就是这套逻辑最精致的表达。吴国的灭亡，根子在夫差拒谏、伯嚭叛国、高层内斗溃烂——这是统治集团内部自己把自己玩死的典型案例。但承认这个真相的代价太大了：意味着要承认君主昏庸、制度失灵、权力失控。于是掌握叙事的阶层选择了一个成本几乎为零的解释：把西施推出来，说“美色误国”。</w:t>
+      </w:r>
+      <w:r>
+        <w:rPr>
+          <w:rFonts w:ascii="Roboto" w:hAnsi="Roboto"/>
+          <w:spacing w:val="2"/>
+          <w:sz w:val="21"/>
+          <w:szCs w:val="21"/>
+        </w:rPr>
+        <w:lastRenderedPageBreak/>
+        <w:t>在这个版本的故事里，证据的性质一点都不重要，重要的是谁在掌管着书写“真相”的笔。权力大多数时候不需要否认证据——它只需要在证据到达公众之前，先把它筛选一遍。</w:t>
+      </w:r>
+      <w:r>
+        <w:rPr>
+          <w:rFonts w:ascii="Roboto" w:hAnsi="Roboto"/>
+          <w:b/>
+          <w:bCs/>
+          <w:spacing w:val="2"/>
+          <w:sz w:val="21"/>
+          <w:szCs w:val="21"/>
+        </w:rPr>
+        <w:t>它</w:t>
+      </w:r>
+      <w:r>
+        <w:rPr>
+          <w:rFonts w:ascii="Roboto" w:hAnsi="Roboto" w:hint="eastAsia"/>
+          <w:b/>
+          <w:bCs/>
+          <w:spacing w:val="2"/>
+          <w:sz w:val="21"/>
+          <w:szCs w:val="21"/>
+        </w:rPr>
+        <w:t>可以</w:t>
+      </w:r>
+      <w:r>
+        <w:rPr>
+          <w:rFonts w:ascii="Roboto" w:hAnsi="Roboto"/>
+          <w:b/>
+          <w:bCs/>
+          <w:spacing w:val="2"/>
+          <w:sz w:val="21"/>
+          <w:szCs w:val="21"/>
+        </w:rPr>
+        <w:t>让证据消失，</w:t>
+      </w:r>
+      <w:r>
+        <w:rPr>
+          <w:rFonts w:ascii="Roboto" w:hAnsi="Roboto" w:hint="eastAsia"/>
+          <w:b/>
+          <w:bCs/>
+          <w:spacing w:val="2"/>
+          <w:sz w:val="21"/>
+          <w:szCs w:val="21"/>
+        </w:rPr>
+        <w:t>因为利益而不得已让他消失却没法让他消失的时候，它可以</w:t>
+      </w:r>
+      <w:r>
+        <w:rPr>
+          <w:rFonts w:ascii="Roboto" w:hAnsi="Roboto"/>
+          <w:b/>
+          <w:bCs/>
+          <w:spacing w:val="2"/>
+          <w:sz w:val="21"/>
+          <w:szCs w:val="21"/>
+        </w:rPr>
+        <w:t>让证据无法进入可以被讨论的通道。这才是“权大于证”真正的运作方式。</w:t>
+      </w:r>
+    </w:p>
+    <w:p>
+      <w:pPr>
+        <w:shd w:val="clear" w:color="auto" w:fill="F1F3F5"/>
+        <w:rPr>
+          <w:rFonts w:ascii="Roboto" w:hAnsi="Roboto"/>
+          <w:b/>
+          <w:bCs/>
+          <w:spacing w:val="2"/>
+          <w:sz w:val="21"/>
+          <w:szCs w:val="21"/>
+        </w:rPr>
+      </w:pPr>
+      <w:r>
+        <w:rPr>
+          <w:rFonts w:ascii="Roboto" w:hAnsi="Roboto"/>
+          <w:spacing w:val="2"/>
+          <w:sz w:val="21"/>
+          <w:szCs w:val="21"/>
+        </w:rPr>
+        <w:t>所以，证据之所以能成为“全球性共同语言”，有一个隐含前提：权力愿意接受证据的约束。但历史反复证明——</w:t>
+      </w:r>
+      <w:r>
+        <w:rPr>
+          <w:rFonts w:ascii="Roboto" w:hAnsi="Roboto"/>
+          <w:b/>
+          <w:bCs/>
+          <w:spacing w:val="2"/>
+          <w:sz w:val="21"/>
+          <w:szCs w:val="21"/>
+        </w:rPr>
+        <w:t>权力大多数时候不愿意。证据的效力，最终不取决于证据本身的硬度，而取决于权力允许它发挥多大作用。</w:t>
+      </w:r>
+    </w:p>
+    <w:p>
+      <w:pPr>
+        <w:pStyle w:val="2"/>
+        <w:shd w:val="clear" w:color="auto" w:fill="F1F3F5"/>
+        <w:rPr>
+          <w:rFonts w:ascii="Roboto" w:eastAsia="宋体" w:hAnsi="Roboto" w:cs="宋体"/>
+          <w:spacing w:val="2"/>
+          <w:sz w:val="36"/>
+        </w:rPr>
+      </w:pPr>
+      <w:r>
+        <w:rPr>
+          <w:rFonts w:ascii="Roboto" w:hAnsi="Roboto"/>
+          <w:spacing w:val="2"/>
+        </w:rPr>
+        <w:t>逻辑</w:t>
+      </w:r>
+    </w:p>
+    <w:p>
+      <w:pPr>
+        <w:shd w:val="clear" w:color="auto" w:fill="F1F3F5"/>
+        <w:rPr>
+          <w:rFonts w:ascii="Roboto" w:hAnsi="Roboto"/>
+          <w:spacing w:val="2"/>
+          <w:sz w:val="21"/>
+          <w:szCs w:val="21"/>
+        </w:rPr>
+      </w:pPr>
+      <w:r>
+        <w:rPr>
+          <w:rFonts w:ascii="Roboto" w:hAnsi="Roboto"/>
+          <w:spacing w:val="2"/>
+          <w:sz w:val="21"/>
+          <w:szCs w:val="21"/>
+        </w:rPr>
+        <w:t>支持部分。 逻辑是所有有效沟通的底层操作系统。你不需要信任何宗教、任何意识形态才能理解“如果A=B且B=C，则A=C”。这条规则在长安成立，在君士坦丁堡成立，在今天依然成立。逻辑不依赖任何文化前提，这是它能够成为全球性共同语言的真正基础。在理想状态下，逻辑提供了一个公平的竞技场：任何人，只要遵守同一套推理规则，就可以参与辩论，而不需要事先站队。</w:t>
+      </w:r>
+    </w:p>
+    <w:p>
+      <w:pPr>
+        <w:shd w:val="clear" w:color="auto" w:fill="F1F3F5"/>
+        <w:rPr>
+          <w:rFonts w:ascii="Roboto" w:hAnsi="Roboto"/>
+          <w:b/>
+          <w:bCs/>
+          <w:spacing w:val="2"/>
+          <w:sz w:val="21"/>
+          <w:szCs w:val="21"/>
+        </w:rPr>
+      </w:pPr>
+      <w:r>
+        <w:rPr>
+          <w:rFonts w:ascii="Roboto" w:hAnsi="Roboto"/>
+          <w:spacing w:val="2"/>
+          <w:sz w:val="21"/>
+          <w:szCs w:val="21"/>
+        </w:rPr>
+        <w:t>反驳部分。 但逻辑的脆弱之处同样明显：它能保证推理过程的有效性，</w:t>
+      </w:r>
+      <w:r>
+        <w:rPr>
+          <w:rFonts w:ascii="Roboto" w:hAnsi="Roboto"/>
+          <w:b/>
+          <w:bCs/>
+          <w:spacing w:val="2"/>
+          <w:sz w:val="21"/>
+          <w:szCs w:val="21"/>
+        </w:rPr>
+        <w:t>但不能保证前提的真实性</w:t>
+      </w:r>
+      <w:r>
+        <w:rPr>
+          <w:rFonts w:ascii="Roboto" w:hAnsi="Roboto"/>
+          <w:spacing w:val="2"/>
+          <w:sz w:val="21"/>
+          <w:szCs w:val="21"/>
+        </w:rPr>
+        <w:t>。而更关键的问题是——前提是谁设定的？在教育体系里，什么知识被纳入教材、什么知识不被提及，这决定了逻辑在起点上处理的是什么样的世界。</w:t>
+      </w:r>
+      <w:r>
+        <w:rPr>
+          <w:rFonts w:ascii="Roboto" w:hAnsi="Roboto"/>
+          <w:b/>
+          <w:bCs/>
+          <w:spacing w:val="2"/>
+          <w:sz w:val="21"/>
+          <w:szCs w:val="21"/>
+        </w:rPr>
+        <w:t>如果一个社会的教育系统被设计成只提供特定框架内的信息，那学生用再严密的逻辑也无法推导出框架之外的结论。逻辑是自由的，但逻辑活动的边界可能从一开始就被设定好了。所以在某些情况下，逻辑不仅不是解放的工具，它恰恰是被用来巩固既有认知边界的工具</w:t>
+      </w:r>
+      <w:r>
+        <w:rPr>
+          <w:rFonts w:ascii="Roboto" w:hAnsi="Roboto"/>
+          <w:spacing w:val="2"/>
+          <w:sz w:val="21"/>
+          <w:szCs w:val="21"/>
+        </w:rPr>
+        <w:t>——</w:t>
+      </w:r>
+      <w:r>
+        <w:rPr>
+          <w:rFonts w:ascii="Roboto" w:hAnsi="Roboto"/>
+          <w:b/>
+          <w:bCs/>
+          <w:spacing w:val="2"/>
+          <w:sz w:val="21"/>
+          <w:szCs w:val="21"/>
+        </w:rPr>
+        <w:t>因为你会觉得自己所有的结论都是“自己推导出来的”，意识不到推导的起点已经是经过筛选的了。</w:t>
+      </w:r>
+    </w:p>
+    <w:p>
+      <w:pPr>
+        <w:shd w:val="clear" w:color="auto" w:fill="F1F3F5"/>
+        <w:rPr>
+          <w:rFonts w:ascii="Roboto" w:hAnsi="Roboto"/>
+          <w:spacing w:val="2"/>
+          <w:sz w:val="21"/>
+          <w:szCs w:val="21"/>
+        </w:rPr>
+      </w:pPr>
+      <w:r>
+        <w:rPr>
+          <w:rFonts w:ascii="Roboto" w:hAnsi="Roboto"/>
+          <w:spacing w:val="2"/>
+          <w:sz w:val="21"/>
+          <w:szCs w:val="21"/>
+        </w:rPr>
+        <w:t>更深一层的反驳。 逻辑在权力面前还有一个更根本的无力之处：它只能对付“愿意讲理”的对手。而当对手根本不进入你的逻辑框架时，你所有的推理都变成了自言自语。</w:t>
+      </w:r>
+    </w:p>
+    <w:p>
+      <w:pPr>
+        <w:shd w:val="clear" w:color="auto" w:fill="F1F3F5"/>
+        <w:rPr>
+          <w:rFonts w:ascii="Roboto" w:hAnsi="Roboto"/>
+          <w:b/>
+          <w:bCs/>
+          <w:spacing w:val="2"/>
+          <w:sz w:val="21"/>
+          <w:szCs w:val="21"/>
+        </w:rPr>
+      </w:pPr>
+      <w:r>
+        <w:rPr>
+          <w:rFonts w:ascii="Roboto" w:hAnsi="Roboto"/>
+          <w:spacing w:val="2"/>
+          <w:sz w:val="21"/>
+          <w:szCs w:val="21"/>
+        </w:rPr>
+        <w:t>权力可以不否认你的逻辑链条，</w:t>
+      </w:r>
+      <w:r>
+        <w:rPr>
+          <w:rFonts w:ascii="Roboto" w:hAnsi="Roboto"/>
+          <w:b/>
+          <w:bCs/>
+          <w:spacing w:val="2"/>
+          <w:sz w:val="21"/>
+          <w:szCs w:val="21"/>
+        </w:rPr>
+        <w:t>但它可以通过重新定义问题的边界，让你的逻辑失去效力</w:t>
+      </w:r>
+      <w:r>
+        <w:rPr>
+          <w:rFonts w:ascii="Roboto" w:hAnsi="Roboto"/>
+          <w:spacing w:val="2"/>
+          <w:sz w:val="21"/>
+          <w:szCs w:val="21"/>
+        </w:rPr>
+        <w:t>。比如你问A，他不回答A，他回答B；你追问A为什么不回答，他说“你讨论A本身就是不合适的”——这个“</w:t>
+      </w:r>
+      <w:r>
+        <w:rPr>
+          <w:rFonts w:ascii="Roboto" w:hAnsi="Roboto"/>
+          <w:b/>
+          <w:bCs/>
+          <w:spacing w:val="2"/>
+          <w:sz w:val="21"/>
+          <w:szCs w:val="21"/>
+        </w:rPr>
+        <w:t>讨论范围的边界”是谁划的，不是逻辑决定的，是权力决定的。逻辑只能在一场被允许进行讨论的游戏里发挥作用；而划定游戏边界的那个动作，从来不是逻辑行为。</w:t>
+      </w:r>
+    </w:p>
+    <w:p>
+      <w:pPr>
+        <w:shd w:val="clear" w:color="auto" w:fill="F1F3F5"/>
+        <w:rPr>
+          <w:rFonts w:ascii="Roboto" w:hAnsi="Roboto"/>
+          <w:b/>
+          <w:bCs/>
+          <w:spacing w:val="2"/>
+          <w:sz w:val="21"/>
+          <w:szCs w:val="21"/>
+        </w:rPr>
+      </w:pPr>
+      <w:r>
+        <w:rPr>
+          <w:rFonts w:ascii="Roboto" w:hAnsi="Roboto"/>
+          <w:spacing w:val="2"/>
+          <w:sz w:val="21"/>
+          <w:szCs w:val="21"/>
+        </w:rPr>
+        <w:t>罗隐在《西施》里点穿的就是这个：</w:t>
+      </w:r>
+      <w:r>
+        <w:rPr>
+          <w:rFonts w:ascii="Roboto" w:hAnsi="Roboto"/>
+          <w:b/>
+          <w:bCs/>
+          <w:spacing w:val="2"/>
+          <w:sz w:val="21"/>
+          <w:szCs w:val="21"/>
+        </w:rPr>
+        <w:t>他用的归谬法是教科书级别的严谨逻辑</w:t>
+      </w:r>
+      <w:r>
+        <w:rPr>
+          <w:rFonts w:ascii="Roboto" w:hAnsi="Roboto"/>
+          <w:spacing w:val="2"/>
+          <w:sz w:val="21"/>
+          <w:szCs w:val="21"/>
+        </w:rPr>
+        <w:t>——“如果西施能倾覆吴国，那越国亡了又该怪谁？”这个逻辑链条是无懈可击的。但在</w:t>
+      </w:r>
+      <w:r>
+        <w:rPr>
+          <w:rFonts w:ascii="Roboto" w:hAnsi="Roboto"/>
+          <w:b/>
+          <w:bCs/>
+          <w:spacing w:val="2"/>
+          <w:sz w:val="21"/>
+          <w:szCs w:val="21"/>
+        </w:rPr>
+        <w:t>真实的历史叙事中，这套无懈可击的逻辑并没有阻止“红颜祸水”的故事继续流传。因为权力需要的不是一套经得起逻辑检验的解释，而是一套能最快平息追问的解释。逻辑赢了辩论，但权力赢了历史——这就是逻辑在现实中最真实的处境。</w:t>
+      </w:r>
+    </w:p>
+    <w:p>
+      <w:pPr>
+        <w:rPr>
+          <w:rFonts w:ascii="Roboto" w:hAnsi="Roboto"/>
+          <w:spacing w:val="2"/>
+          <w:sz w:val="21"/>
+          <w:szCs w:val="21"/>
+        </w:rPr>
+      </w:pPr>
+      <w:r>
+        <w:rPr>
+          <w:noProof/>
+        </w:rPr>
+        <w:pict w14:anchorId="2757C6E9">
+          <v:rect id="_x0000_i1026" alt="" style="width:415.3pt;height:.05pt;mso-width-percent:0;mso-height-percent:0;mso-width-percent:0;mso-height-percent:0" o:hralign="center" o:hrstd="t" o:hr="t" fillcolor="#a0a0a0" stroked="f"/>
+        </w:pict>
+      </w:r>
+    </w:p>
+    <w:p>
+      <w:pPr>
+        <w:pStyle w:val="2"/>
+        <w:shd w:val="clear" w:color="auto" w:fill="F1F3F5"/>
+        <w:rPr>
+          <w:rFonts w:ascii="Roboto" w:hAnsi="Roboto"/>
+          <w:spacing w:val="2"/>
+          <w:sz w:val="36"/>
+          <w:szCs w:val="36"/>
+        </w:rPr>
+      </w:pPr>
+      <w:r>
+        <w:rPr>
+          <w:rFonts w:ascii="Roboto" w:hAnsi="Roboto"/>
+          <w:spacing w:val="2"/>
+        </w:rPr>
+        <w:t>在偏见与情绪容易传播的时代，科学思维为何是全球公民必备能力？</w:t>
+      </w:r>
+    </w:p>
+    <w:p>
+      <w:pPr>
+        <w:shd w:val="clear" w:color="auto" w:fill="F1F3F5"/>
+        <w:rPr>
+          <w:rFonts w:ascii="Roboto" w:hAnsi="Roboto"/>
+          <w:spacing w:val="2"/>
+          <w:sz w:val="21"/>
+          <w:szCs w:val="21"/>
+        </w:rPr>
+      </w:pPr>
+      <w:r>
+        <w:rPr>
+          <w:rFonts w:ascii="Roboto" w:hAnsi="Roboto"/>
+          <w:spacing w:val="2"/>
+          <w:sz w:val="21"/>
+          <w:szCs w:val="21"/>
+        </w:rPr>
+        <w:t>先明确“全球公民”的定义：它不是一个浪漫的概念——每一个每天需要处理来自不同源头的信息、并据此做出判断的人，都是全球公民。 避无可避。</w:t>
+      </w:r>
+    </w:p>
+    <w:p>
+      <w:pPr>
+        <w:shd w:val="clear" w:color="auto" w:fill="F1F3F5"/>
+        <w:rPr>
+          <w:rFonts w:ascii="Roboto" w:hAnsi="Roboto"/>
+          <w:b/>
+          <w:bCs/>
+          <w:spacing w:val="2"/>
+          <w:sz w:val="21"/>
+          <w:szCs w:val="21"/>
+        </w:rPr>
+      </w:pPr>
+      <w:r>
+        <w:rPr>
+          <w:rFonts w:ascii="Roboto" w:hAnsi="Roboto"/>
+          <w:spacing w:val="2"/>
+          <w:sz w:val="21"/>
+          <w:szCs w:val="21"/>
+        </w:rPr>
+        <w:t>在这个时代，信息的数量已经超过了单个人类能验证的极限。你</w:t>
+      </w:r>
+      <w:r>
+        <w:rPr>
+          <w:rFonts w:ascii="Roboto" w:hAnsi="Roboto"/>
+          <w:b/>
+          <w:bCs/>
+          <w:spacing w:val="2"/>
+          <w:sz w:val="21"/>
+          <w:szCs w:val="21"/>
+        </w:rPr>
+        <w:t>不可能亲自去核实每一条信息的来源、数据和推理过程</w:t>
+      </w:r>
+      <w:r>
+        <w:rPr>
+          <w:rFonts w:ascii="Roboto" w:hAnsi="Roboto"/>
+          <w:spacing w:val="2"/>
+          <w:sz w:val="21"/>
+          <w:szCs w:val="21"/>
+        </w:rPr>
+        <w:t>。你只能靠一套筛选机制来判断：这条信息，值不值得信？科学思维</w:t>
+      </w:r>
+      <w:r>
+        <w:rPr>
+          <w:rFonts w:ascii="Roboto" w:hAnsi="Roboto"/>
+          <w:b/>
+          <w:bCs/>
+          <w:spacing w:val="2"/>
+          <w:sz w:val="21"/>
+          <w:szCs w:val="21"/>
+        </w:rPr>
+        <w:t>提供的正是这套筛选机制。</w:t>
+      </w:r>
+    </w:p>
+    <w:p>
+      <w:pPr>
+        <w:shd w:val="clear" w:color="auto" w:fill="F1F3F5"/>
+        <w:rPr>
+          <w:rFonts w:ascii="Roboto" w:hAnsi="Roboto"/>
+          <w:spacing w:val="2"/>
+          <w:sz w:val="21"/>
+          <w:szCs w:val="21"/>
+        </w:rPr>
+      </w:pPr>
+      <w:r>
+        <w:rPr>
+          <w:rFonts w:ascii="Roboto" w:hAnsi="Roboto"/>
+          <w:spacing w:val="2"/>
+          <w:sz w:val="21"/>
+          <w:szCs w:val="21"/>
+        </w:rPr>
+        <w:t>但科学思维是“必备”的吗？</w:t>
+      </w:r>
+    </w:p>
+    <w:p>
+      <w:pPr>
+        <w:shd w:val="clear" w:color="auto" w:fill="F1F3F5"/>
+        <w:rPr>
+          <w:rFonts w:ascii="Roboto" w:hAnsi="Roboto"/>
+          <w:spacing w:val="2"/>
+          <w:sz w:val="21"/>
+          <w:szCs w:val="21"/>
+        </w:rPr>
+      </w:pPr>
+      <w:r>
+        <w:rPr>
+          <w:rFonts w:ascii="Roboto" w:hAnsi="Roboto"/>
+          <w:spacing w:val="2"/>
+          <w:sz w:val="21"/>
+          <w:szCs w:val="21"/>
+        </w:rPr>
+        <w:t>从历史的角度看，不是。在人类历史的大部分时间里，绝大多数人不需要科学思维也能生存。他们只需要服从权威、遵循传统、跟从群体，就可以安稳地过完一生。科学思维从来不是生存的必需品。</w:t>
+      </w:r>
+    </w:p>
+    <w:p>
+      <w:pPr>
+        <w:shd w:val="clear" w:color="auto" w:fill="F1F3F5"/>
+        <w:rPr>
+          <w:rFonts w:ascii="Roboto" w:hAnsi="Roboto"/>
+          <w:spacing w:val="2"/>
+          <w:sz w:val="21"/>
+          <w:szCs w:val="21"/>
+        </w:rPr>
+      </w:pPr>
+      <w:r>
+        <w:rPr>
+          <w:rFonts w:ascii="Roboto" w:hAnsi="Roboto"/>
+          <w:spacing w:val="2"/>
+          <w:sz w:val="21"/>
+          <w:szCs w:val="21"/>
+        </w:rPr>
+        <w:t>反驳部分：政府无法控制民众。 这是反对“科学思维是必备能力”的一个论点——在信息时代，每个人都可以接触到多种渠道的信息，政府无法完全控制民众获取什么、相信什么。互联网的普及似乎打破了信息垄断，让每个人都有机会“自己去找真相”。如果这个论点成立，那科学思维确实不是必备的——因为“真相会自动浮现”。</w:t>
+      </w:r>
+      <w:r>
+        <w:rPr>
+          <w:rFonts w:ascii="Roboto" w:hAnsi="Roboto" w:hint="eastAsia"/>
+          <w:spacing w:val="2"/>
+          <w:sz w:val="21"/>
+          <w:szCs w:val="21"/>
+        </w:rPr>
+        <w:t>然而事实却是，部分真相永远都不能在任何一个角落存在，只能通过十几个上百个不同的信息源筛出来。而任何一个人相信的一部分的“真相”，也有可能是因为信息源（特别是外网）的直接污染造成。</w:t>
+      </w:r>
+    </w:p>
+    <w:p>
+      <w:pPr>
+        <w:shd w:val="clear" w:color="auto" w:fill="F1F3F5"/>
+        <w:rPr>
+          <w:rFonts w:ascii="Roboto" w:hAnsi="Roboto"/>
+          <w:b/>
+          <w:bCs/>
+          <w:spacing w:val="2"/>
+          <w:sz w:val="21"/>
+          <w:szCs w:val="21"/>
+        </w:rPr>
+      </w:pPr>
+      <w:r>
+        <w:rPr>
+          <w:rFonts w:ascii="Roboto" w:hAnsi="Roboto"/>
+          <w:spacing w:val="2"/>
+          <w:sz w:val="21"/>
+          <w:szCs w:val="21"/>
+        </w:rPr>
+        <w:t>反驳部分的反驳：政府可以控制人们的思想——不需要控制信息，只需要控制信息环境的边界。 这是一个更深层的机制。在互联网时代，直接封锁所有信息越来越难，但通过算法推荐、议程设置、舆论引导来控制“大部分人在大部分时间里看到的大部分信息”，是完全可行的。不需要让所有人看不到某条信息，只需要让大多数人没有动力去找那条信息。</w:t>
+      </w:r>
+      <w:r>
+        <w:rPr>
+          <w:rFonts w:ascii="Roboto" w:hAnsi="Roboto"/>
+          <w:b/>
+          <w:bCs/>
+          <w:spacing w:val="2"/>
+          <w:sz w:val="21"/>
+          <w:szCs w:val="21"/>
+        </w:rPr>
+        <w:t>不需要让人相信假话，只需要让人对所有的真话都产生怀疑。不需要控制人们思考的结果，只需要控制人们思考的范围</w:t>
+      </w:r>
+      <w:r>
+        <w:rPr>
+          <w:rFonts w:ascii="Roboto" w:hAnsi="Roboto"/>
+          <w:spacing w:val="2"/>
+          <w:sz w:val="21"/>
+          <w:szCs w:val="21"/>
+        </w:rPr>
+        <w:t>——</w:t>
+      </w:r>
+      <w:r>
+        <w:rPr>
+          <w:rFonts w:ascii="Roboto" w:hAnsi="Roboto"/>
+          <w:b/>
+          <w:bCs/>
+          <w:spacing w:val="2"/>
+          <w:sz w:val="21"/>
+          <w:szCs w:val="21"/>
+        </w:rPr>
+        <w:t>定义什么问题值得被讨论、什么问题不在讨论范围之内</w:t>
+      </w:r>
+      <w:r>
+        <w:rPr>
+          <w:rFonts w:ascii="Roboto" w:hAnsi="Roboto"/>
+          <w:spacing w:val="2"/>
+          <w:sz w:val="21"/>
+          <w:szCs w:val="21"/>
+        </w:rPr>
+        <w:t>。当一个系统的控制深入到“</w:t>
+      </w:r>
+      <w:r>
+        <w:rPr>
+          <w:rFonts w:ascii="Roboto" w:hAnsi="Roboto"/>
+          <w:b/>
+          <w:bCs/>
+          <w:spacing w:val="2"/>
+          <w:sz w:val="21"/>
+          <w:szCs w:val="21"/>
+        </w:rPr>
+        <w:t>你甚至意识不到有些东西是可以被讨论的”这个层面时，它就已经控制了你的思想——不是通过强迫你接受什么，而是通过让你无法想象还有其他可能。</w:t>
+      </w:r>
+    </w:p>
+    <w:p>
+      <w:pPr>
+        <w:shd w:val="clear" w:color="auto" w:fill="F1F3F5"/>
+        <w:rPr>
+          <w:rFonts w:ascii="Roboto" w:hAnsi="Roboto"/>
+          <w:spacing w:val="2"/>
+          <w:sz w:val="21"/>
+          <w:szCs w:val="21"/>
+        </w:rPr>
+      </w:pPr>
+      <w:r>
+        <w:rPr>
+          <w:rFonts w:ascii="Roboto" w:hAnsi="Roboto"/>
+          <w:spacing w:val="2"/>
+          <w:sz w:val="21"/>
+          <w:szCs w:val="21"/>
+        </w:rPr>
+        <w:t>所以，反驳部分的反驳成立：政府确实可以控制人们的思想——通过控制信息环境的边界来实现。</w:t>
+      </w:r>
+      <w:r>
+        <w:rPr>
+          <w:rFonts w:ascii="Roboto" w:hAnsi="Roboto"/>
+          <w:b/>
+          <w:bCs/>
+          <w:spacing w:val="2"/>
+          <w:sz w:val="21"/>
+          <w:szCs w:val="21"/>
+        </w:rPr>
+        <w:t>这种控制不像过去的审查制度那样简单粗暴，它更隐蔽、更系统化、更难以被察觉。</w:t>
+      </w:r>
+      <w:r>
+        <w:rPr>
+          <w:rFonts w:ascii="Roboto" w:hAnsi="Roboto"/>
+          <w:b/>
+          <w:bCs/>
+          <w:spacing w:val="2"/>
+          <w:sz w:val="21"/>
+          <w:szCs w:val="21"/>
+        </w:rPr>
+        <w:t>”””””</w:t>
+      </w:r>
+      <w:r>
+        <w:rPr>
+          <w:rFonts w:ascii="Roboto" w:hAnsi="Roboto" w:hint="eastAsia"/>
+          <w:b/>
+          <w:bCs/>
+          <w:spacing w:val="2"/>
+          <w:sz w:val="21"/>
+          <w:szCs w:val="21"/>
+          <w:highlight w:val="yellow"/>
+        </w:rPr>
+        <w:t>而美国就是个很好的例子，中国反倒在这一块做的不如美国好。</w:t>
+      </w:r>
+      <w:r>
+        <w:rPr>
+          <w:rFonts w:ascii="Roboto" w:hAnsi="Roboto" w:hint="eastAsia"/>
+          <w:b/>
+          <w:bCs/>
+          <w:spacing w:val="2"/>
+          <w:sz w:val="21"/>
+          <w:szCs w:val="21"/>
+        </w:rPr>
+        <w:t>（</w:t>
+      </w:r>
+      <w:r>
+        <w:rPr>
+          <w:rFonts w:ascii="Roboto" w:hAnsi="Roboto" w:hint="eastAsia"/>
+          <w:b/>
+          <w:bCs/>
+          <w:spacing w:val="2"/>
+          <w:sz w:val="21"/>
+          <w:szCs w:val="21"/>
+          <w:highlight w:val="yellow"/>
+        </w:rPr>
+        <w:t>不要加这句话进PPT</w:t>
+      </w:r>
+      <w:r>
+        <w:rPr>
+          <w:rFonts w:ascii="Roboto" w:hAnsi="Roboto" w:hint="eastAsia"/>
+          <w:b/>
+          <w:bCs/>
+          <w:spacing w:val="2"/>
+          <w:sz w:val="21"/>
+          <w:szCs w:val="21"/>
+        </w:rPr>
+        <w:t>，</w:t>
+      </w:r>
+      <w:r>
+        <w:rPr>
+          <w:rFonts w:ascii="Roboto" w:hAnsi="Roboto" w:hint="eastAsia"/>
+          <w:b/>
+          <w:bCs/>
+          <w:spacing w:val="2"/>
+          <w:sz w:val="21"/>
+          <w:szCs w:val="21"/>
+          <w:highlight w:val="yellow"/>
+        </w:rPr>
+        <w:t>出了视频一起被枪毙</w:t>
+      </w:r>
+      <w:r>
+        <w:rPr>
+          <w:rFonts w:ascii="Roboto" w:hAnsi="Roboto" w:hint="eastAsia"/>
+          <w:b/>
+          <w:bCs/>
+          <w:spacing w:val="2"/>
+          <w:sz w:val="21"/>
+          <w:szCs w:val="21"/>
+        </w:rPr>
+        <w:t>）</w:t>
+      </w:r>
+      <w:r>
+        <w:rPr>
+          <w:rFonts w:ascii="Roboto" w:hAnsi="Roboto"/>
+          <w:b/>
+          <w:bCs/>
+          <w:spacing w:val="2"/>
+          <w:sz w:val="21"/>
+          <w:szCs w:val="21"/>
+        </w:rPr>
+        <w:t>”””””</w:t>
+      </w:r>
+    </w:p>
+    <w:p>
+      <w:pPr>
+        <w:shd w:val="clear" w:color="auto" w:fill="F1F3F5"/>
+        <w:rPr>
+          <w:rFonts w:ascii="Roboto" w:eastAsia="宋体" w:hAnsi="Roboto" w:cs="宋体"/>
+          <w:spacing w:val="2"/>
+          <w:sz w:val="21"/>
+          <w:szCs w:val="21"/>
+        </w:rPr>
+      </w:pPr>
+      <w:r>
+        <w:rPr>
+          <w:rFonts w:ascii="Roboto" w:hAnsi="Roboto"/>
+          <w:spacing w:val="2"/>
+          <w:sz w:val="21"/>
+          <w:szCs w:val="21"/>
+        </w:rPr>
+        <w:t>支持部分：科技发展需要科学思维，鉴别真相需要科学思维。 这是最常见的论证——没有科学思维，你无法理解现代科技的工作原理，也无法鉴别真假信息。这个论证是对的，但它只回答了“有什么用”，没有回答“为什么是必备”。一辆车有备胎是有用的，但大多数人开车一辈子也用不上一次备胎。“有用”不等于“必备”，要论证“必备”，必须说明什么情况下其他替代工具会失效。</w:t>
+      </w:r>
+    </w:p>
+    <w:p>
+      <w:pPr>
+        <w:shd w:val="clear" w:color="auto" w:fill="F1F3F5"/>
+        <w:rPr>
+          <w:rFonts w:ascii="Roboto" w:hAnsi="Roboto"/>
+          <w:spacing w:val="2"/>
+          <w:sz w:val="21"/>
+          <w:szCs w:val="21"/>
+        </w:rPr>
+      </w:pPr>
+      <w:r>
+        <w:rPr>
+          <w:rFonts w:ascii="Roboto" w:hAnsi="Roboto"/>
+          <w:spacing w:val="2"/>
+          <w:sz w:val="21"/>
+          <w:szCs w:val="21"/>
+        </w:rPr>
+        <w:t>支持部分的反驳：也不一定需要科学思维，只需要有一个正常逻辑链即可。 这个反驳是有力的。实际上，大部分人在日常生活中并不调用完整的科学思维——</w:t>
+      </w:r>
+      <w:r>
+        <w:rPr>
+          <w:rFonts w:ascii="Roboto" w:hAnsi="Roboto"/>
+          <w:b/>
+          <w:bCs/>
+          <w:spacing w:val="2"/>
+          <w:sz w:val="21"/>
+          <w:szCs w:val="21"/>
+        </w:rPr>
+        <w:t>他们调用的是常识、经验、直觉，以及对信息来源的信任判断</w:t>
+      </w:r>
+      <w:r>
+        <w:rPr>
+          <w:rFonts w:ascii="Roboto" w:hAnsi="Roboto"/>
+          <w:spacing w:val="2"/>
+          <w:sz w:val="21"/>
+          <w:szCs w:val="21"/>
+        </w:rPr>
+        <w:t>。这些工具在大部分情况下够用。一个人不需要懂逻辑学也能判断“这个人上次骗过我，所以这次我不信他”——这是靠经验，不是靠科学方法。所以“没有科学思维就会被操控”这个论点过于绝对了。一个有基本生活经验和正常社交能力的人，即使没有任何科学训练，也能避开大多数低质量的信息陷阱。</w:t>
+      </w:r>
+    </w:p>
+    <w:p>
+      <w:pPr>
+        <w:shd w:val="clear" w:color="auto" w:fill="F1F3F5"/>
+        <w:rPr>
+          <w:rFonts w:ascii="Roboto" w:hAnsi="Roboto"/>
+          <w:b/>
+          <w:bCs/>
+          <w:spacing w:val="2"/>
+          <w:sz w:val="21"/>
+          <w:szCs w:val="21"/>
+        </w:rPr>
+      </w:pPr>
+      <w:r>
+        <w:rPr>
+          <w:rFonts w:ascii="Roboto" w:hAnsi="Roboto"/>
+          <w:spacing w:val="2"/>
+          <w:sz w:val="21"/>
+          <w:szCs w:val="21"/>
+        </w:rPr>
+        <w:t>但问题恰恰出在“大多数”之外的“那一小部分”。</w:t>
+      </w:r>
+      <w:r>
+        <w:rPr>
+          <w:rFonts w:ascii="Roboto" w:hAnsi="Roboto"/>
+          <w:b/>
+          <w:bCs/>
+          <w:spacing w:val="2"/>
+          <w:sz w:val="21"/>
+          <w:szCs w:val="21"/>
+        </w:rPr>
+        <w:t>那些真正需要科学思维才能识破的骗局，只占信息环境中的一小部分——但那一小部分，往往是设计最精密、目的最明确、代价最高昂的部分。</w:t>
+      </w:r>
+    </w:p>
+    <w:p>
+      <w:pPr>
+        <w:shd w:val="clear" w:color="auto" w:fill="F1F3F5"/>
+        <w:rPr>
+          <w:rFonts w:ascii="Roboto" w:hAnsi="Roboto"/>
+          <w:spacing w:val="2"/>
+          <w:sz w:val="21"/>
+          <w:szCs w:val="21"/>
+        </w:rPr>
+      </w:pPr>
+      <w:r>
+        <w:rPr>
+          <w:rFonts w:ascii="Roboto" w:hAnsi="Roboto"/>
+          <w:spacing w:val="2"/>
+          <w:sz w:val="21"/>
+          <w:szCs w:val="21"/>
+        </w:rPr>
+        <w:t>为什么“正常逻辑链”在那一小部分面前是无效的？</w:t>
+      </w:r>
+    </w:p>
+    <w:p>
+      <w:pPr>
+        <w:shd w:val="clear" w:color="auto" w:fill="F1F3F5"/>
+        <w:rPr>
+          <w:rFonts w:ascii="Roboto" w:hAnsi="Roboto"/>
+          <w:spacing w:val="2"/>
+          <w:sz w:val="21"/>
+          <w:szCs w:val="21"/>
+        </w:rPr>
+      </w:pPr>
+      <w:r>
+        <w:rPr>
+          <w:rFonts w:ascii="Roboto" w:hAnsi="Roboto"/>
+          <w:spacing w:val="2"/>
+          <w:sz w:val="21"/>
+          <w:szCs w:val="21"/>
+        </w:rPr>
+        <w:t>因为错误信息的设计者也在进化。</w:t>
+      </w:r>
+      <w:r>
+        <w:rPr>
+          <w:rFonts w:ascii="Roboto" w:hAnsi="Roboto"/>
+          <w:b/>
+          <w:bCs/>
+          <w:spacing w:val="2"/>
+          <w:sz w:val="21"/>
+          <w:szCs w:val="21"/>
+        </w:rPr>
+        <w:t>早期的谣言是粗糙的——漏洞明显，逻辑断裂，常识可以一键拆穿</w:t>
+      </w:r>
+      <w:r>
+        <w:rPr>
+          <w:rFonts w:ascii="Roboto" w:hAnsi="Roboto"/>
+          <w:spacing w:val="2"/>
+          <w:sz w:val="21"/>
+          <w:szCs w:val="21"/>
+        </w:rPr>
+        <w:t>。但当代高度专业化的错误信息，已经</w:t>
+      </w:r>
+      <w:r>
+        <w:rPr>
+          <w:rFonts w:ascii="Roboto" w:hAnsi="Roboto"/>
+          <w:b/>
+          <w:bCs/>
+          <w:spacing w:val="2"/>
+          <w:sz w:val="21"/>
+          <w:szCs w:val="21"/>
+        </w:rPr>
+        <w:t>不再依赖简单的逻辑谬误</w:t>
+      </w:r>
+      <w:r>
+        <w:rPr>
+          <w:rFonts w:ascii="Roboto" w:hAnsi="Roboto" w:hint="eastAsia"/>
+          <w:b/>
+          <w:bCs/>
+          <w:spacing w:val="2"/>
+          <w:sz w:val="21"/>
+          <w:szCs w:val="21"/>
+        </w:rPr>
+        <w:t>（但是最令人蚌埠住的是，youtube中推上一大堆这种工业垃圾）</w:t>
+      </w:r>
+      <w:r>
+        <w:rPr>
+          <w:rFonts w:ascii="Roboto" w:hAnsi="Roboto" w:hint="eastAsia"/>
+          <w:spacing w:val="2"/>
+          <w:sz w:val="21"/>
+          <w:szCs w:val="21"/>
         </w:rPr>
         <w:t>。</w:t>
       </w:r>
       <w:r>
         <w:rPr>
-          <w:rFonts w:asciiTheme="majorHAnsi" w:hAnsiTheme="majorHAnsi"/>
-          <w:color w:val="000000" w:themeColor="text1"/>
-          <w:lang w:val="en-US"/>
-        </w:rPr>
-        <w:t>所以千年后，杜荀鹤的寡妇仍是一个历史剪影，而罗隐的蜜蜂依然刺痛着每一个劳动者的神经。</w:t>
-      </w:r>
-    </w:p>
-    <w:p>
-      <w:pPr>
-        <w:rPr>
-          <w:rFonts w:asciiTheme="majorHAnsi" w:hAnsiTheme="majorHAnsi" w:hint="eastAsia"/>
+          <w:rFonts w:ascii="Roboto" w:hAnsi="Roboto"/>
+          <w:spacing w:val="2"/>
+          <w:sz w:val="21"/>
+          <w:szCs w:val="21"/>
+        </w:rPr>
+        <w:t>它们的运作方式是：</w:t>
+      </w:r>
+    </w:p>
+    <w:p>
+      <w:pPr>
+        <w:shd w:val="clear" w:color="auto" w:fill="F1F3F5"/>
+        <w:rPr>
+          <w:rFonts w:ascii="Roboto" w:hAnsi="Roboto"/>
+          <w:b/>
+          <w:bCs/>
+          <w:spacing w:val="2"/>
+          <w:sz w:val="21"/>
+          <w:szCs w:val="21"/>
+        </w:rPr>
+      </w:pPr>
+      <w:r>
+        <w:rPr>
+          <w:rFonts w:ascii="Roboto" w:hAnsi="Roboto"/>
+          <w:spacing w:val="2"/>
+          <w:sz w:val="21"/>
+          <w:szCs w:val="21"/>
+        </w:rPr>
+        <w:t>第一步，</w:t>
+      </w:r>
+      <w:r>
+        <w:rPr>
+          <w:rFonts w:ascii="Roboto" w:hAnsi="Roboto"/>
+          <w:b/>
+          <w:bCs/>
+          <w:spacing w:val="2"/>
+          <w:sz w:val="21"/>
+          <w:szCs w:val="21"/>
+        </w:rPr>
+        <w:t>在前提层做文章。它们不挑战你的逻辑能力，它们挑战你的知识储备。</w:t>
+      </w:r>
+      <w:r>
+        <w:rPr>
+          <w:rFonts w:ascii="Roboto" w:hAnsi="Roboto"/>
+          <w:spacing w:val="2"/>
+          <w:sz w:val="21"/>
+          <w:szCs w:val="21"/>
+        </w:rPr>
+        <w:t>一条关于税率、贸易逆差或疫苗效用的信息，其逻辑链条在形式上完全自洽——“因为A，所以B”，看起来清清楚楚。但</w:t>
+      </w:r>
+      <w:r>
+        <w:rPr>
+          <w:rFonts w:ascii="Roboto" w:hAnsi="Roboto"/>
+          <w:b/>
+          <w:bCs/>
+          <w:spacing w:val="2"/>
+          <w:sz w:val="21"/>
+          <w:szCs w:val="21"/>
+        </w:rPr>
+        <w:t>如果A是一个被精心挑选过的片面数据、一个脱离上下文的统计数字、一个来源可疑但听起来专业的“研究结论”——你的正常逻辑链识别不出来。因为从形式上看，它没有逻辑断裂。需要拆穿它的是知识，不是逻辑。</w:t>
+      </w:r>
+    </w:p>
+    <w:p>
+      <w:pPr>
+        <w:shd w:val="clear" w:color="auto" w:fill="F1F3F5"/>
+        <w:rPr>
+          <w:rFonts w:ascii="Roboto" w:hAnsi="Roboto"/>
+          <w:spacing w:val="2"/>
+          <w:sz w:val="21"/>
+          <w:szCs w:val="21"/>
+        </w:rPr>
+      </w:pPr>
+      <w:r>
+        <w:rPr>
+          <w:rFonts w:ascii="Roboto" w:hAnsi="Roboto"/>
+          <w:spacing w:val="2"/>
+          <w:sz w:val="21"/>
+          <w:szCs w:val="21"/>
+        </w:rPr>
+        <w:lastRenderedPageBreak/>
+        <w:t>第二步，绕过逻辑，</w:t>
+      </w:r>
+      <w:r>
+        <w:rPr>
+          <w:rFonts w:ascii="Roboto" w:hAnsi="Roboto"/>
+          <w:b/>
+          <w:bCs/>
+          <w:spacing w:val="2"/>
+          <w:sz w:val="21"/>
+          <w:szCs w:val="21"/>
+        </w:rPr>
+        <w:t>直接作用于情绪和身份认同。</w:t>
+      </w:r>
+      <w:r>
+        <w:rPr>
+          <w:rFonts w:ascii="Roboto" w:hAnsi="Roboto"/>
+          <w:spacing w:val="2"/>
+          <w:sz w:val="21"/>
+          <w:szCs w:val="21"/>
+        </w:rPr>
+        <w:t>精心设计的错误信息常常不是通过“说服你”来起作用的，</w:t>
+      </w:r>
+      <w:r>
+        <w:rPr>
+          <w:rFonts w:ascii="Roboto" w:hAnsi="Roboto"/>
+          <w:b/>
+          <w:bCs/>
+          <w:spacing w:val="2"/>
+          <w:sz w:val="21"/>
+          <w:szCs w:val="21"/>
+        </w:rPr>
+        <w:t>而是通过“让你愿意相信它”。当一条信息与你的既有立场一致时，你的大脑不会调用逻辑去检验它；当一条信息触发了你的愤怒、恐惧或优越感时，你的大脑会优先释放情绪、优先完成转发动作，而不是停下来问一句“这是真的吗”。在这个环节，正常逻辑链根本不会被启动。</w:t>
+      </w:r>
+    </w:p>
+    <w:p>
+      <w:pPr>
+        <w:shd w:val="clear" w:color="auto" w:fill="F1F3F5"/>
+        <w:rPr>
+          <w:rFonts w:ascii="Roboto" w:hAnsi="Roboto"/>
+          <w:b/>
+          <w:bCs/>
+          <w:spacing w:val="2"/>
+          <w:sz w:val="21"/>
+          <w:szCs w:val="21"/>
+        </w:rPr>
+      </w:pPr>
+      <w:r>
+        <w:rPr>
+          <w:rFonts w:ascii="Roboto" w:hAnsi="Roboto"/>
+          <w:spacing w:val="2"/>
+          <w:sz w:val="21"/>
+          <w:szCs w:val="21"/>
+        </w:rPr>
+        <w:t>第三步，</w:t>
+      </w:r>
+      <w:r>
+        <w:rPr>
+          <w:rFonts w:ascii="Roboto" w:hAnsi="Roboto"/>
+          <w:b/>
+          <w:bCs/>
+          <w:spacing w:val="2"/>
+          <w:sz w:val="21"/>
+          <w:szCs w:val="21"/>
+        </w:rPr>
+        <w:t>利用信息环境的结构性过滤</w:t>
+      </w:r>
+      <w:r>
+        <w:rPr>
+          <w:rFonts w:ascii="Roboto" w:hAnsi="Roboto"/>
+          <w:spacing w:val="2"/>
+          <w:sz w:val="21"/>
+          <w:szCs w:val="21"/>
+        </w:rPr>
+        <w:t>。一个人</w:t>
+      </w:r>
+      <w:r>
+        <w:rPr>
+          <w:rFonts w:ascii="Roboto" w:hAnsi="Roboto"/>
+          <w:b/>
+          <w:bCs/>
+          <w:spacing w:val="2"/>
+          <w:sz w:val="21"/>
+          <w:szCs w:val="21"/>
+        </w:rPr>
+        <w:t>反复接触到同一类信息、周围能看到的讨论全部建立在同一个假设之上、任何提出不同看法的人都被预先标记为“不可信”</w:t>
+      </w:r>
+      <w:r>
+        <w:rPr>
+          <w:rFonts w:ascii="Roboto" w:hAnsi="Roboto"/>
+          <w:spacing w:val="2"/>
+          <w:sz w:val="21"/>
+          <w:szCs w:val="21"/>
+        </w:rPr>
+        <w:t>——在这种情况下，正常逻辑链</w:t>
+      </w:r>
+      <w:r>
+        <w:rPr>
+          <w:rFonts w:ascii="Roboto" w:hAnsi="Roboto"/>
+          <w:b/>
+          <w:bCs/>
+          <w:spacing w:val="2"/>
+          <w:sz w:val="21"/>
+          <w:szCs w:val="21"/>
+        </w:rPr>
+        <w:t>不仅不会帮助他识别真相</w:t>
+      </w:r>
+      <w:r>
+        <w:rPr>
+          <w:rFonts w:ascii="Roboto" w:hAnsi="Roboto"/>
+          <w:spacing w:val="2"/>
+          <w:sz w:val="21"/>
+          <w:szCs w:val="21"/>
+        </w:rPr>
+        <w:t>，</w:t>
+      </w:r>
+      <w:r>
+        <w:rPr>
+          <w:rFonts w:ascii="Roboto" w:hAnsi="Roboto"/>
+          <w:b/>
+          <w:bCs/>
+          <w:spacing w:val="2"/>
+          <w:sz w:val="21"/>
+          <w:szCs w:val="21"/>
+        </w:rPr>
+        <w:t>反而会帮他</w:t>
+      </w:r>
+      <w:r>
+        <w:rPr>
+          <w:rFonts w:ascii="Roboto" w:hAnsi="Roboto" w:hint="eastAsia"/>
+          <w:b/>
+          <w:bCs/>
+          <w:spacing w:val="2"/>
+          <w:sz w:val="21"/>
+          <w:szCs w:val="21"/>
+        </w:rPr>
+        <w:t>“</w:t>
+      </w:r>
+      <w:r>
+        <w:rPr>
+          <w:rFonts w:ascii="Roboto" w:hAnsi="Roboto"/>
+          <w:b/>
+          <w:bCs/>
+          <w:spacing w:val="2"/>
+          <w:sz w:val="21"/>
+          <w:szCs w:val="21"/>
+        </w:rPr>
+        <w:t>推导</w:t>
+      </w:r>
+      <w:r>
+        <w:rPr>
+          <w:rFonts w:ascii="Roboto" w:hAnsi="Roboto" w:hint="eastAsia"/>
+          <w:b/>
+          <w:bCs/>
+          <w:spacing w:val="2"/>
+          <w:sz w:val="21"/>
+          <w:szCs w:val="21"/>
+        </w:rPr>
+        <w:t>”</w:t>
+      </w:r>
+      <w:r>
+        <w:rPr>
+          <w:rFonts w:ascii="Roboto" w:hAnsi="Roboto"/>
+          <w:b/>
+          <w:bCs/>
+          <w:spacing w:val="2"/>
+          <w:sz w:val="21"/>
+          <w:szCs w:val="21"/>
+        </w:rPr>
+        <w:t>出更多支持那个假设的“结论”。因为在信息环境被设定好边界的前提下，逻辑越强，推导出的错误结论越坚固。</w:t>
+      </w:r>
+    </w:p>
+    <w:p>
+      <w:pPr>
+        <w:shd w:val="clear" w:color="auto" w:fill="F1F3F5"/>
+        <w:rPr>
+          <w:rFonts w:ascii="Roboto" w:hAnsi="Roboto"/>
+          <w:b/>
+          <w:bCs/>
+          <w:spacing w:val="2"/>
+          <w:sz w:val="21"/>
+          <w:szCs w:val="21"/>
+        </w:rPr>
+      </w:pPr>
+      <w:r>
+        <w:rPr>
+          <w:rFonts w:ascii="Roboto" w:hAnsi="Roboto"/>
+          <w:spacing w:val="2"/>
+          <w:sz w:val="21"/>
+          <w:szCs w:val="21"/>
+        </w:rPr>
+        <w:t>所以，“科学思维”和“正常逻辑链”的区别在于： </w:t>
+      </w:r>
+      <w:r>
+        <w:rPr>
+          <w:rFonts w:ascii="Roboto" w:hAnsi="Roboto"/>
+          <w:b/>
+          <w:bCs/>
+          <w:spacing w:val="2"/>
+          <w:sz w:val="21"/>
+          <w:szCs w:val="21"/>
+        </w:rPr>
+        <w:t>正常逻辑链能处理“形式上的逻辑谬误”，但面对“前提层面的扭曲”“情绪层面的绑架”和“信息环境层面的过滤”时，它是不够用的。科学思维提供的不是更复杂的逻辑规则，而是一套前置的检查习惯——在调用逻辑之前，先问：“这个前提可靠吗？”“数据来源是什么？”“除了这个解释之外，还有没有其他可能？”</w:t>
+      </w:r>
+    </w:p>
+    <w:p>
+      <w:pPr>
+        <w:shd w:val="clear" w:color="auto" w:fill="F1F3F5"/>
+        <w:rPr>
+          <w:rFonts w:ascii="Roboto" w:hAnsi="Roboto"/>
+          <w:spacing w:val="2"/>
+          <w:sz w:val="21"/>
+          <w:szCs w:val="21"/>
+        </w:rPr>
+      </w:pPr>
+      <w:r>
+        <w:rPr>
+          <w:rFonts w:ascii="Roboto" w:hAnsi="Roboto"/>
+          <w:spacing w:val="2"/>
+          <w:sz w:val="21"/>
+          <w:szCs w:val="21"/>
+        </w:rPr>
+        <w:t xml:space="preserve">正常逻辑链是：如果A，那么B </w:t>
+      </w:r>
+      <w:r>
+        <w:rPr>
+          <w:rFonts w:ascii="Times New Roman" w:hAnsi="Times New Roman" w:cs="Times New Roman"/>
+          <w:spacing w:val="2"/>
+          <w:sz w:val="21"/>
+          <w:szCs w:val="21"/>
+        </w:rPr>
+        <w:t>→</w:t>
+      </w:r>
+      <w:r>
+        <w:rPr>
+          <w:rFonts w:ascii="Roboto" w:hAnsi="Roboto"/>
+          <w:spacing w:val="2"/>
+          <w:sz w:val="21"/>
+          <w:szCs w:val="21"/>
+        </w:rPr>
+        <w:t xml:space="preserve"> 所以B成立。科学思维是：A从哪里来的？A有没有其他解释？有没有人故意让我只能看到A？在相信B之前，我有没有试着证伪过它？</w:t>
+      </w:r>
+    </w:p>
+    <w:p>
+      <w:pPr>
+        <w:shd w:val="clear" w:color="auto" w:fill="F1F3F5"/>
+        <w:rPr>
+          <w:rFonts w:ascii="Roboto" w:hAnsi="Roboto"/>
+          <w:spacing w:val="2"/>
+          <w:sz w:val="21"/>
+          <w:szCs w:val="21"/>
+        </w:rPr>
+      </w:pPr>
+      <w:r>
+        <w:rPr>
+          <w:rFonts w:ascii="Roboto" w:hAnsi="Roboto"/>
+          <w:spacing w:val="2"/>
+          <w:sz w:val="21"/>
+          <w:szCs w:val="21"/>
+        </w:rPr>
+        <w:t>结论：为什么科学思维正在成为“必备能力”？</w:t>
+      </w:r>
+    </w:p>
+    <w:p>
+      <w:pPr>
+        <w:shd w:val="clear" w:color="auto" w:fill="F1F3F5"/>
+        <w:rPr>
+          <w:rFonts w:ascii="Roboto" w:hAnsi="Roboto"/>
+          <w:spacing w:val="2"/>
+          <w:sz w:val="21"/>
+          <w:szCs w:val="21"/>
+        </w:rPr>
+      </w:pPr>
+      <w:r>
+        <w:rPr>
+          <w:rFonts w:ascii="Roboto" w:hAnsi="Roboto"/>
+          <w:spacing w:val="2"/>
+          <w:sz w:val="21"/>
+          <w:szCs w:val="21"/>
+        </w:rPr>
+        <w:t>不是因为科学思维能解决所有问题——它不能。不是因为缺少科学思维的人活不下去——在大多数日常场景里，他们活得很好。而是因为：信息环境的高度仿真化，已经使得“正常逻辑链”能够覆盖的比例不断缩小。</w:t>
+      </w:r>
+    </w:p>
+    <w:p>
+      <w:pPr>
+        <w:shd w:val="clear" w:color="auto" w:fill="F1F3F5"/>
+        <w:rPr>
+          <w:rFonts w:ascii="Roboto" w:hAnsi="Roboto"/>
+          <w:b/>
+          <w:bCs/>
+          <w:spacing w:val="2"/>
+          <w:sz w:val="21"/>
+          <w:szCs w:val="21"/>
+        </w:rPr>
+      </w:pPr>
+      <w:r>
+        <w:rPr>
+          <w:rFonts w:ascii="Roboto" w:hAnsi="Roboto"/>
+          <w:b/>
+          <w:bCs/>
+          <w:spacing w:val="2"/>
+          <w:sz w:val="21"/>
+          <w:szCs w:val="21"/>
+        </w:rPr>
+        <w:t>过去的错误信息是“一眼假的拙劣仿冒品”，正常逻辑链可以轻松识别。但当代的错误信息已经进化成了“高仿品”——在逻辑形式上无懈可击，漏洞不在推理过程中，而在前提的选择、数据的包装、情绪的操纵和信息环境的设定上。要识别这些精心设计的高仿品，仅靠正常的逻辑链已经不够了——前置的核查习惯、对信息来源的敏感性、证伪意识，这些科学思维的核心要素正在从“科研工作者的专业工具”转变为“信息时代公民的基础配置”。</w:t>
+      </w:r>
+    </w:p>
+    <w:p>
+      <w:pPr>
+        <w:shd w:val="clear" w:color="auto" w:fill="F1F3F5"/>
+        <w:rPr>
+          <w:rFonts w:ascii="Roboto" w:hAnsi="Roboto"/>
+          <w:spacing w:val="2"/>
+          <w:sz w:val="21"/>
+          <w:szCs w:val="21"/>
+        </w:rPr>
+      </w:pPr>
+      <w:r>
+        <w:rPr>
+          <w:rFonts w:ascii="Roboto" w:hAnsi="Roboto"/>
+          <w:spacing w:val="2"/>
+          <w:sz w:val="21"/>
+          <w:szCs w:val="21"/>
+        </w:rPr>
+        <w:t>它不是天生的，恰恰因为不是天生的，才需要被训练。它不是万能的，恰恰因为它知道自己的边界在哪里，才比那些声称能解释一切的宏大叙事更可靠。在一个大多数人并未接受这种训练的世界里，那些接受了训练的人，至少在“被高仿品捕获”这件事上，多了一层大多数人没有的防线。这不是“没有它就会死”——而是“有了它，你更不容易成为那个被精确捕获的人”。</w:t>
+      </w:r>
+    </w:p>
+    <w:p>
+      <w:pPr>
+        <w:rPr>
+          <w:rFonts w:ascii="Roboto" w:hAnsi="Roboto"/>
+          <w:spacing w:val="2"/>
+          <w:sz w:val="21"/>
+          <w:szCs w:val="21"/>
+        </w:rPr>
+      </w:pPr>
+      <w:r>
+        <w:pict w14:anchorId="7CA3702C">
+          <v:rect id="Horizontal Line 9" o:spid="_x0000_s1026" alt="" style="width:766.05pt;height:.1pt;visibility:visible;mso-wrap-style:square;mso-width-percent:0;mso-height-percent:0;mso-left-percent:-10001;mso-top-percent:-10001;mso-position-horizontal:absolute;mso-position-horizontal-relative:char;mso-position-vertical:absolute;mso-position-vertical-relative:line;mso-width-percent:0;mso-height-percent:0;mso-left-percent:-10001;mso-top-percent:-10001;v-text-anchor:top" filled="f">
+            <o:lock v:ext="edit" rotation="t" aspectratio="t" verticies="t" text="t" shapetype="t"/>
+            <w10:anchorlock/>
+          </v:rect>
+        </w:pict>
+      </w:r>
+    </w:p>
+    <w:p>
+      <w:pPr>
+        <w:pStyle w:val="2"/>
+        <w:shd w:val="clear" w:color="auto" w:fill="F1F3F5"/>
+        <w:rPr>
+          <w:rFonts w:ascii="Roboto" w:hAnsi="Roboto"/>
+          <w:spacing w:val="2"/>
+          <w:sz w:val="36"/>
+          <w:szCs w:val="36"/>
+        </w:rPr>
+      </w:pPr>
+      <w:r>
+        <w:rPr>
+          <w:rFonts w:ascii="Roboto" w:hAnsi="Roboto"/>
+          <w:spacing w:val="2"/>
+        </w:rPr>
+        <w:t>底层：所有系统都一样</w:t>
+      </w:r>
+    </w:p>
+    <w:p>
+      <w:pPr>
+        <w:shd w:val="clear" w:color="auto" w:fill="F1F3F5"/>
+        <w:rPr>
+          <w:rFonts w:ascii="Roboto" w:hAnsi="Roboto"/>
+          <w:spacing w:val="2"/>
+          <w:sz w:val="21"/>
+          <w:szCs w:val="21"/>
+        </w:rPr>
+      </w:pPr>
+      <w:r>
+        <w:rPr>
+          <w:rFonts w:ascii="Roboto" w:hAnsi="Roboto"/>
+          <w:spacing w:val="2"/>
+          <w:sz w:val="21"/>
+          <w:szCs w:val="21"/>
+        </w:rPr>
+        <w:t>罗隐在《西施》里揭示的规律，本质上是一个政治学的基本定理：当一个系统内部出了问题，它倾向于寻找一个外部原因来掩盖真实的病因。</w:t>
+      </w:r>
+    </w:p>
+    <w:p>
+      <w:pPr>
+        <w:shd w:val="clear" w:color="auto" w:fill="F1F3F5"/>
+        <w:rPr>
+          <w:rFonts w:ascii="Roboto" w:hAnsi="Roboto"/>
+          <w:spacing w:val="2"/>
+          <w:sz w:val="21"/>
+          <w:szCs w:val="21"/>
+        </w:rPr>
+      </w:pPr>
+      <w:r>
+        <w:rPr>
+          <w:rFonts w:ascii="Roboto" w:hAnsi="Roboto"/>
+          <w:spacing w:val="2"/>
+          <w:sz w:val="21"/>
+          <w:szCs w:val="21"/>
+        </w:rPr>
+        <w:t>吴国的灭亡，</w:t>
+      </w:r>
+      <w:r>
+        <w:rPr>
+          <w:rFonts w:ascii="Roboto" w:hAnsi="Roboto"/>
+          <w:b/>
+          <w:bCs/>
+          <w:spacing w:val="2"/>
+          <w:sz w:val="21"/>
+          <w:szCs w:val="21"/>
+        </w:rPr>
+        <w:t>真正原因是夫差拒谏、伯嚭叛国、高层内斗溃烂——这是系统内部的失效。但承认系统内部失效的成本极高：它意味着要承认制度的缺陷、权力的滥用、决策的失败，以及这些失败背后可能存在的结构性原因。这套承认的代价，对任何统治者来说都太大了。于是统治集团选择了最低成本的出路：找一个替罪羊。</w:t>
+      </w:r>
+    </w:p>
+    <w:p>
+      <w:pPr>
+        <w:shd w:val="clear" w:color="auto" w:fill="F1F3F5"/>
+        <w:rPr>
+          <w:rFonts w:ascii="Roboto" w:hAnsi="Roboto"/>
+          <w:b/>
+          <w:bCs/>
+          <w:spacing w:val="2"/>
+          <w:sz w:val="21"/>
+          <w:szCs w:val="21"/>
+        </w:rPr>
+      </w:pPr>
+      <w:r>
+        <w:rPr>
+          <w:rFonts w:ascii="Roboto" w:hAnsi="Roboto"/>
+          <w:spacing w:val="2"/>
+          <w:sz w:val="21"/>
+          <w:szCs w:val="21"/>
+        </w:rPr>
+        <w:t>西施不是吴国灭亡的原因。她是吴国统治集团掩盖系统失效的一张遮羞布。把亡国归咎于“美色误国”，</w:t>
+      </w:r>
+      <w:r>
+        <w:rPr>
+          <w:rFonts w:ascii="Roboto" w:hAnsi="Roboto"/>
+          <w:b/>
+          <w:bCs/>
+          <w:spacing w:val="2"/>
+          <w:sz w:val="21"/>
+          <w:szCs w:val="21"/>
+        </w:rPr>
+        <w:t>比承认制度失灵、决策失败、权力失控要安全得多。</w:t>
+      </w:r>
+    </w:p>
+    <w:p>
+      <w:pPr>
+        <w:shd w:val="clear" w:color="auto" w:fill="F1F3F5"/>
+        <w:rPr>
+          <w:rFonts w:ascii="Roboto" w:hAnsi="Roboto"/>
+          <w:spacing w:val="2"/>
+          <w:sz w:val="21"/>
+          <w:szCs w:val="21"/>
+        </w:rPr>
+      </w:pPr>
+      <w:r>
+        <w:rPr>
+          <w:rFonts w:ascii="Roboto" w:hAnsi="Roboto"/>
+          <w:spacing w:val="2"/>
+          <w:sz w:val="21"/>
+          <w:szCs w:val="21"/>
+        </w:rPr>
+        <w:t>这套逻辑在人类历史上反复重演——</w:t>
+      </w:r>
+      <w:r>
+        <w:rPr>
+          <w:rFonts w:ascii="Roboto" w:hAnsi="Roboto"/>
+          <w:b/>
+          <w:bCs/>
+          <w:spacing w:val="2"/>
+          <w:sz w:val="21"/>
+          <w:szCs w:val="21"/>
+        </w:rPr>
+        <w:t>换的是遮羞布的名字，不变的是遮羞的机制本身。</w:t>
+      </w:r>
+      <w:r>
+        <w:rPr>
+          <w:rFonts w:ascii="Roboto" w:hAnsi="Roboto"/>
+          <w:spacing w:val="2"/>
+          <w:sz w:val="21"/>
+          <w:szCs w:val="21"/>
+        </w:rPr>
+        <w:t>从古至今，所有缺乏有效自我纠错机制的系统，在面对内部危机时，都会自动进入同一个模式：外部归因，内部甩锅，叙事管控。</w:t>
+      </w:r>
+    </w:p>
+    <w:p>
+      <w:pPr>
+        <w:shd w:val="clear" w:color="auto" w:fill="F1F3F5"/>
+        <w:rPr>
+          <w:rFonts w:ascii="Roboto" w:hAnsi="Roboto"/>
+          <w:spacing w:val="2"/>
+          <w:sz w:val="21"/>
+          <w:szCs w:val="21"/>
+        </w:rPr>
+      </w:pPr>
+      <w:r>
+        <w:rPr>
+          <w:rFonts w:ascii="Roboto" w:hAnsi="Roboto"/>
+          <w:spacing w:val="2"/>
+          <w:sz w:val="21"/>
+          <w:szCs w:val="21"/>
+        </w:rPr>
+        <w:t>那么，回到这两个问题：</w:t>
+      </w:r>
+    </w:p>
+    <w:p>
+      <w:pPr>
+        <w:shd w:val="clear" w:color="auto" w:fill="F1F3F5"/>
+        <w:rPr>
+          <w:rFonts w:ascii="Roboto" w:hAnsi="Roboto"/>
+          <w:b/>
+          <w:bCs/>
+          <w:spacing w:val="2"/>
+          <w:sz w:val="21"/>
+          <w:szCs w:val="21"/>
+        </w:rPr>
+      </w:pPr>
+      <w:r>
+        <w:rPr>
+          <w:rFonts w:ascii="Roboto" w:hAnsi="Roboto"/>
+          <w:b/>
+          <w:bCs/>
+          <w:spacing w:val="2"/>
+          <w:sz w:val="21"/>
+          <w:szCs w:val="21"/>
+        </w:rPr>
+        <w:t>理性、证据、逻辑为什么是全球性共同语言？</w:t>
+      </w:r>
+    </w:p>
+    <w:p>
+      <w:pPr>
+        <w:shd w:val="clear" w:color="auto" w:fill="F1F3F5"/>
+        <w:rPr>
+          <w:rFonts w:ascii="Roboto" w:eastAsia="宋体" w:hAnsi="Roboto" w:cs="宋体"/>
+          <w:spacing w:val="2"/>
+          <w:sz w:val="21"/>
+          <w:szCs w:val="21"/>
+        </w:rPr>
+      </w:pPr>
+      <w:r>
+        <w:rPr>
+          <w:rFonts w:ascii="Roboto" w:hAnsi="Roboto"/>
+          <w:spacing w:val="2"/>
+          <w:sz w:val="21"/>
+          <w:szCs w:val="21"/>
+        </w:rPr>
+        <w:t>理性、证据、逻辑是从无数失败中磨出来的最不坏的一套共识机制。它们之所以“不坏”，不是因为每一次都能得出正确答案，而是因为它们允许自己</w:t>
+      </w:r>
+      <w:r>
+        <w:rPr>
+          <w:rFonts w:ascii="Roboto" w:hAnsi="Roboto"/>
+          <w:b/>
+          <w:bCs/>
+          <w:spacing w:val="2"/>
+          <w:sz w:val="21"/>
+          <w:szCs w:val="21"/>
+        </w:rPr>
+        <w:t>被质疑</w:t>
+      </w:r>
+      <w:r>
+        <w:rPr>
+          <w:rFonts w:ascii="Roboto" w:hAnsi="Roboto"/>
+          <w:spacing w:val="2"/>
+          <w:sz w:val="21"/>
+          <w:szCs w:val="21"/>
+        </w:rPr>
+        <w:t>——这是其他所有机制都做不到的。</w:t>
+      </w:r>
+    </w:p>
+    <w:p>
+      <w:pPr>
+        <w:shd w:val="clear" w:color="auto" w:fill="F1F3F5"/>
+        <w:rPr>
+          <w:rFonts w:ascii="Roboto" w:hAnsi="Roboto"/>
+          <w:spacing w:val="2"/>
+          <w:sz w:val="21"/>
+          <w:szCs w:val="21"/>
+        </w:rPr>
+      </w:pPr>
+      <w:r>
+        <w:rPr>
+          <w:rFonts w:ascii="Roboto" w:hAnsi="Roboto"/>
+          <w:spacing w:val="2"/>
+          <w:sz w:val="21"/>
+          <w:szCs w:val="21"/>
+        </w:rPr>
+        <w:t>有比它更快的——权力命令。一个人说了算，不需要讨论，不需要解释，所有人都服从。从决策效率上看，权力命令是最快的。但它的问题是：如果掌权者错了，整个系统会跟着一起错，而且没有任何内置的纠错机制来阻止这个错误。</w:t>
+      </w:r>
+    </w:p>
+    <w:p>
+      <w:pPr>
+        <w:shd w:val="clear" w:color="auto" w:fill="F1F3F5"/>
+        <w:rPr>
+          <w:rFonts w:ascii="Roboto" w:hAnsi="Roboto"/>
+          <w:spacing w:val="2"/>
+          <w:sz w:val="21"/>
+          <w:szCs w:val="21"/>
+        </w:rPr>
+      </w:pPr>
+      <w:r>
+        <w:rPr>
+          <w:rFonts w:ascii="Roboto" w:hAnsi="Roboto"/>
+          <w:spacing w:val="2"/>
+          <w:sz w:val="21"/>
+          <w:szCs w:val="21"/>
+        </w:rPr>
+        <w:t>有比它更爽的——情绪共鸣。一个能点燃人群情绪的叙事，可以在几分钟内获得比任何理性论证都更广泛的传播。情绪不需要验证，不需要证据，不需要逻辑链条，它只需要调动听众心中已经存在的东西。但它的问题是：情绪的燃点很低，消散得也快。一个靠情绪驱动的共识，可以在下一波情绪到来时瞬间瓦解。</w:t>
+      </w:r>
+    </w:p>
+    <w:p>
+      <w:pPr>
+        <w:shd w:val="clear" w:color="auto" w:fill="F1F3F5"/>
+        <w:rPr>
+          <w:rFonts w:ascii="Roboto" w:hAnsi="Roboto"/>
+          <w:spacing w:val="2"/>
+          <w:sz w:val="21"/>
+          <w:szCs w:val="21"/>
+        </w:rPr>
+      </w:pPr>
+      <w:r>
+        <w:rPr>
+          <w:rFonts w:ascii="Roboto" w:hAnsi="Roboto"/>
+          <w:spacing w:val="2"/>
+          <w:sz w:val="21"/>
+          <w:szCs w:val="21"/>
+        </w:rPr>
+        <w:t>有比它更省力的——直接找替罪羊。当一个系统出了问题，把责任推给一个外部对象，是最省力的解决方案。不需要反思制度，不需要调整结构，不需要承认错误，只需要找一个“应该对此负责的人或群体”，然后把所有矛头指向它。罗隐在《西施》里写的就是这个机制最经典的表达。这套机制的“省力”之处在于：它不需要解决问题，它只需要转移注意。</w:t>
+      </w:r>
+    </w:p>
+    <w:p>
+      <w:pPr>
+        <w:shd w:val="clear" w:color="auto" w:fill="F1F3F5"/>
+        <w:rPr>
+          <w:rFonts w:ascii="Roboto" w:hAnsi="Roboto"/>
+          <w:spacing w:val="2"/>
+          <w:sz w:val="21"/>
+          <w:szCs w:val="21"/>
+        </w:rPr>
+      </w:pPr>
+      <w:r>
+        <w:rPr>
+          <w:rFonts w:ascii="Roboto" w:hAnsi="Roboto"/>
+          <w:spacing w:val="2"/>
+          <w:sz w:val="21"/>
+          <w:szCs w:val="21"/>
+        </w:rPr>
+        <w:t>权力命令、情绪共鸣、找替罪羊——这三种机制在人类历史上占据了大多数时间。不是因为它们更可靠，而是因为它们对权力的负担更小。它们不要求掌权者坐下来接受一套自己也可能输的规则。它们不要求权力接受它不愿意看到的证据。它们不要求系统允许自己被质疑。</w:t>
+      </w:r>
+    </w:p>
+    <w:p>
+      <w:pPr>
+        <w:shd w:val="clear" w:color="auto" w:fill="F1F3F5"/>
+        <w:rPr>
+          <w:rFonts w:ascii="Roboto" w:hAnsi="Roboto"/>
+          <w:spacing w:val="2"/>
+          <w:sz w:val="21"/>
+          <w:szCs w:val="21"/>
+        </w:rPr>
+      </w:pPr>
+      <w:r>
+        <w:rPr>
+          <w:rFonts w:ascii="Roboto" w:hAnsi="Roboto"/>
+          <w:spacing w:val="2"/>
+          <w:sz w:val="21"/>
+          <w:szCs w:val="21"/>
+        </w:rPr>
+        <w:t>所以，理性、证据、逻辑在社会层面的真实处境是：它们是人类最好的工具，但权力只有在其他路径都走不通的时候，才会想起它们。 当权力命令失效、情绪共鸣冷却、替罪羊机制被拆穿——只有当所有更低成本的选项都用完了，权力才会愿意坐到谈判桌前，接受一套不是由它单方面定义的规则。</w:t>
+      </w:r>
+    </w:p>
+    <w:p>
+      <w:pPr>
+        <w:shd w:val="clear" w:color="auto" w:fill="F1F3F5"/>
+        <w:rPr>
+          <w:rFonts w:ascii="Roboto" w:hAnsi="Roboto"/>
+          <w:spacing w:val="2"/>
+          <w:sz w:val="21"/>
+          <w:szCs w:val="21"/>
+        </w:rPr>
+      </w:pPr>
+      <w:r>
+        <w:rPr>
+          <w:rFonts w:ascii="Roboto" w:hAnsi="Roboto"/>
+          <w:spacing w:val="2"/>
+          <w:sz w:val="21"/>
+          <w:szCs w:val="21"/>
+        </w:rPr>
+        <w:t>理性、证据、逻辑之所以至今没有真正成为全球性共同语言，不是因为它们不够好，而是因为权力被逼到使用它们的那一步，往往已经付出了极其高昂的代价。人类历史上每一次真正的进步，几乎都是在其他机制全部失效之后，才被迫启用了这套最不坏的方案。而每一次启用，都已经太晚了。</w:t>
+      </w:r>
+    </w:p>
+    <w:p>
+      <w:pPr>
+        <w:shd w:val="clear" w:color="auto" w:fill="F1F3F5"/>
+        <w:rPr>
+          <w:rFonts w:ascii="Roboto" w:hAnsi="Roboto"/>
+          <w:spacing w:val="2"/>
+          <w:sz w:val="21"/>
+          <w:szCs w:val="21"/>
+        </w:rPr>
+      </w:pPr>
+      <w:r>
+        <w:rPr>
+          <w:rFonts w:ascii="Roboto" w:hAnsi="Roboto"/>
+          <w:spacing w:val="2"/>
+          <w:sz w:val="21"/>
+          <w:szCs w:val="21"/>
+        </w:rPr>
+        <w:t>问题是，人类历史上大部分时候，大多数问题的解决依靠的不是“最可靠的”机制，而是“对权力最有利的”机制。理性、证据、逻辑有一个隐含的前提：使用者必须愿意接受一套不是由自己单方面定义的规则来裁决争议。但权力大多数时候不愿接受这套规则。它更习惯直接宣布结论，而非坐下来参与一场自己也可能输掉的论证。</w:t>
+      </w:r>
+    </w:p>
+    <w:p>
+      <w:pPr>
+        <w:shd w:val="clear" w:color="auto" w:fill="F1F3F5"/>
+        <w:rPr>
+          <w:rFonts w:ascii="Roboto" w:hAnsi="Roboto"/>
+          <w:spacing w:val="2"/>
+          <w:sz w:val="21"/>
+          <w:szCs w:val="21"/>
+        </w:rPr>
+      </w:pPr>
+      <w:r>
+        <w:rPr>
+          <w:rFonts w:ascii="Roboto" w:hAnsi="Roboto"/>
+          <w:spacing w:val="2"/>
+          <w:sz w:val="21"/>
+          <w:szCs w:val="21"/>
+        </w:rPr>
+        <w:t>所以这三者从来不是天然的“全球性共同语言”。它们只是在某些特定条件下——当权力之间的博弈达到均衡、当任何一方都无法单方面定义规则的时候——才会被临时启用。一旦权力格局失衡，一旦某一方获得了不受制约的优势地位，理性、证据、逻辑就会被迅速弃用，取而代之的是命令、宣传和归因外部化。它们不是人类文明的底层操作系统，而是权力失衡时的第一批牺牲品。</w:t>
+      </w:r>
+    </w:p>
+    <w:p>
+      <w:pPr>
+        <w:shd w:val="clear" w:color="auto" w:fill="F1F3F5"/>
+        <w:rPr>
+          <w:rFonts w:ascii="Roboto" w:hAnsi="Roboto"/>
+          <w:spacing w:val="2"/>
+          <w:sz w:val="21"/>
+          <w:szCs w:val="21"/>
+        </w:rPr>
+      </w:pPr>
+      <w:r>
+        <w:rPr>
+          <w:rFonts w:ascii="Roboto" w:hAnsi="Roboto"/>
+          <w:spacing w:val="2"/>
+          <w:sz w:val="21"/>
+          <w:szCs w:val="21"/>
+        </w:rPr>
+        <w:t>关于“科学思维为何是全球公民必备能力”</w:t>
+      </w:r>
+      <w:r>
+        <w:rPr>
+          <w:rFonts w:ascii="Roboto" w:hAnsi="Roboto" w:hint="eastAsia"/>
+          <w:spacing w:val="2"/>
+          <w:sz w:val="21"/>
+          <w:szCs w:val="21"/>
+        </w:rPr>
+        <w:t>。</w:t>
+      </w:r>
+      <w:r>
+        <w:rPr>
+          <w:rFonts w:ascii="Roboto" w:hAnsi="Roboto"/>
+          <w:spacing w:val="2"/>
+          <w:sz w:val="21"/>
+          <w:szCs w:val="21"/>
+        </w:rPr>
+        <w:t xml:space="preserve"> 不是因为它是人类的天性——恰恰相反，它不是。人类的天性是先站队、再找证据，是先认准立场、再决定接收哪些事实。科学思维要求你反着来：先找证据，再看逻辑，最后决定站哪边。这套反本能的思维模式之所以正在成为必需品，不是因为它能让你更聪明——而是因为在一个信息环境被精心设计、信息边界被系统化控制、替罪羊机制依然广泛运作的时代，缺乏科学思维的人，正在以比以往任何时候都更快的速度，成为那个被归因的外部对象。</w:t>
+      </w:r>
+    </w:p>
+    <w:p>
+      <w:pPr>
+        <w:shd w:val="clear" w:color="auto" w:fill="F1F3F5"/>
+        <w:rPr>
+          <w:rFonts w:ascii="Roboto" w:hAnsi="Roboto"/>
+          <w:spacing w:val="2"/>
+          <w:sz w:val="21"/>
+          <w:szCs w:val="21"/>
+        </w:rPr>
+      </w:pPr>
+      <w:r>
+        <w:rPr>
+          <w:rFonts w:ascii="Roboto" w:hAnsi="Roboto"/>
+          <w:spacing w:val="2"/>
+          <w:sz w:val="21"/>
+          <w:szCs w:val="21"/>
+        </w:rPr>
+        <w:lastRenderedPageBreak/>
+        <w:t>科学思维是所有思维工具中唯一一个内置了“自我否定”机制的。宗教不允许你质疑神的存在，意识形态不允许你质疑它的前提，权力不允许你质疑它的边界。但科学思维要求你随时准备推翻自己今天相信的东西——只要出现了更好的证据。</w:t>
+      </w:r>
+    </w:p>
+    <w:p>
+      <w:pPr>
+        <w:shd w:val="clear" w:color="auto" w:fill="F1F3F5"/>
+        <w:rPr>
+          <w:rFonts w:ascii="Roboto" w:hAnsi="Roboto"/>
+          <w:spacing w:val="2"/>
+          <w:sz w:val="21"/>
+          <w:szCs w:val="21"/>
+        </w:rPr>
+      </w:pPr>
+      <w:r>
+        <w:rPr>
+          <w:rFonts w:ascii="Roboto" w:hAnsi="Roboto"/>
+          <w:spacing w:val="2"/>
+          <w:sz w:val="21"/>
+          <w:szCs w:val="21"/>
+        </w:rPr>
+        <w:t>这是一种反本能的设计。人的天性是先站队再找证据，先认准立场再决定接收哪些事实。科学思维要求你反着来：先检验证据的可靠性，再评估逻辑链条的完整性，最后才决定站哪边。这套流程在任何时代都是反人性的。</w:t>
+      </w:r>
+    </w:p>
+    <w:p>
+      <w:pPr>
+        <w:shd w:val="clear" w:color="auto" w:fill="F1F3F5"/>
+        <w:rPr>
+          <w:rFonts w:ascii="Roboto" w:hAnsi="Roboto"/>
+          <w:spacing w:val="2"/>
+          <w:sz w:val="21"/>
+          <w:szCs w:val="21"/>
+        </w:rPr>
+      </w:pPr>
+      <w:r>
+        <w:rPr>
+          <w:rFonts w:ascii="Roboto" w:hAnsi="Roboto"/>
+          <w:spacing w:val="2"/>
+          <w:sz w:val="21"/>
+          <w:szCs w:val="21"/>
+        </w:rPr>
+        <w:t>那么它为什么正在成为全球公民的“必备能力”？不是因为缺少它人类就会毁灭，而是因为缺少它的人正在成为这个时代最容易被精准捕获的对象。</w:t>
+      </w:r>
+    </w:p>
+    <w:p>
+      <w:pPr>
+        <w:shd w:val="clear" w:color="auto" w:fill="F1F3F5"/>
+        <w:rPr>
+          <w:rFonts w:ascii="Roboto" w:hAnsi="Roboto"/>
+          <w:spacing w:val="2"/>
+          <w:sz w:val="21"/>
+          <w:szCs w:val="21"/>
+        </w:rPr>
+      </w:pPr>
+      <w:r>
+        <w:rPr>
+          <w:rFonts w:ascii="Roboto" w:hAnsi="Roboto"/>
+          <w:spacing w:val="2"/>
+          <w:sz w:val="21"/>
+          <w:szCs w:val="21"/>
+        </w:rPr>
+        <w:t>理由有三。</w:t>
+      </w:r>
+    </w:p>
+    <w:p>
+      <w:pPr>
+        <w:shd w:val="clear" w:color="auto" w:fill="F1F3F5"/>
+        <w:rPr>
+          <w:rFonts w:ascii="Roboto" w:hAnsi="Roboto"/>
+          <w:spacing w:val="2"/>
+          <w:sz w:val="21"/>
+          <w:szCs w:val="21"/>
+        </w:rPr>
+      </w:pPr>
+      <w:r>
+        <w:rPr>
+          <w:rFonts w:ascii="Roboto" w:hAnsi="Roboto"/>
+          <w:spacing w:val="2"/>
+          <w:sz w:val="21"/>
+          <w:szCs w:val="21"/>
+        </w:rPr>
+        <w:t>第一，错误信息的生产已经工业化。它不再是街头巷尾的流言蜚语，它是由专业团队设计、经过算法测试、针对目标人群的心理弱点进行优化的信息产品。常识和经验可以拆穿粗糙的谣言，但在面对这种工业化生产的信息产品时，常识和经验是不够的。你需要前置的核查习惯、对信息来源的系统性质疑、以及证伪意识——这些全是科学思维的核心要素。</w:t>
+      </w:r>
+    </w:p>
+    <w:p>
+      <w:pPr>
+        <w:shd w:val="clear" w:color="auto" w:fill="F1F3F5"/>
+        <w:rPr>
+          <w:rFonts w:ascii="Roboto" w:hAnsi="Roboto"/>
+          <w:spacing w:val="2"/>
+          <w:sz w:val="21"/>
+          <w:szCs w:val="21"/>
+        </w:rPr>
+      </w:pPr>
+      <w:r>
+        <w:rPr>
+          <w:rFonts w:ascii="Roboto" w:hAnsi="Roboto"/>
+          <w:spacing w:val="2"/>
+          <w:sz w:val="21"/>
+          <w:szCs w:val="21"/>
+        </w:rPr>
+        <w:t>第二，人脑的认知偏误可以被系统化利用。确认偏误、可得性启发、群体压力——这些不是偶然的思维漏洞，它们是当代信息工业的标准作业流程中，被刻意瞄准和系统化利用的入口。科学思维不是要你消除这些偏误（你消除不了），而是要你意识到它们的存在，并在决策时把它们的干扰纳入考量。</w:t>
+      </w:r>
+    </w:p>
+    <w:p>
+      <w:pPr>
+        <w:shd w:val="clear" w:color="auto" w:fill="F1F3F5"/>
+        <w:rPr>
+          <w:rFonts w:ascii="Roboto" w:hAnsi="Roboto"/>
+          <w:spacing w:val="2"/>
+          <w:sz w:val="21"/>
+          <w:szCs w:val="21"/>
+        </w:rPr>
+      </w:pPr>
+      <w:r>
+        <w:rPr>
+          <w:rFonts w:ascii="Roboto" w:hAnsi="Roboto"/>
+          <w:spacing w:val="2"/>
+          <w:sz w:val="21"/>
+          <w:szCs w:val="21"/>
+        </w:rPr>
+        <w:t>第三，权力依然是最终的过滤器。即使你掌握了科学思维，即使你能识别出错误信息，还有一个更根本的问题：信息环境本身的边界是谁设定的？什么问题被允许进入公共讨论、什么问题被预先排除在讨论范围之外——这不是科学思维能决定的。科学思维可以帮你在给定的范围内做出更好的判断，但它不能扩大这个范围本身。能扩大这个范围的，从来不是思维工具，而是政治行动。</w:t>
+      </w:r>
+    </w:p>
+    <w:p>
+      <w:pPr>
+        <w:shd w:val="clear" w:color="auto" w:fill="F1F3F5"/>
+        <w:rPr>
+          <w:rFonts w:ascii="Roboto" w:hAnsi="Roboto"/>
+          <w:spacing w:val="2"/>
+          <w:sz w:val="21"/>
+          <w:szCs w:val="21"/>
+        </w:rPr>
+      </w:pPr>
+      <w:r>
+        <w:rPr>
+          <w:rFonts w:ascii="Roboto" w:hAnsi="Roboto"/>
+          <w:spacing w:val="2"/>
+          <w:sz w:val="21"/>
+          <w:szCs w:val="21"/>
+        </w:rPr>
+        <w:t>所以，科学思维之所以正在成为“必备能力”，不是因为它能拯救世界，而是因为它是在一个信息环境被高度设计、权力依然掌握着边界设定权的时代里，一个人唯一能够自主构建的防御系统。它不保证你永远不被骗。但它保证你被骗之后，有机会自己发现——而不是永远困在别人为你设计好的世界里。</w:t>
+      </w:r>
+    </w:p>
+    <w:p>
+      <w:pPr>
+        <w:shd w:val="clear" w:color="auto" w:fill="F1F3F5"/>
+        <w:rPr>
+          <w:rFonts w:ascii="Roboto" w:hAnsi="Roboto"/>
+          <w:spacing w:val="2"/>
+          <w:sz w:val="21"/>
+          <w:szCs w:val="21"/>
+        </w:rPr>
+      </w:pPr>
+      <w:r>
+        <w:rPr>
+          <w:rFonts w:ascii="Roboto" w:hAnsi="Roboto"/>
+          <w:spacing w:val="2"/>
+          <w:sz w:val="21"/>
+          <w:szCs w:val="21"/>
+        </w:rPr>
+        <w:t>科学思维为何是全球公民必备能力？ </w:t>
+      </w:r>
+    </w:p>
+    <w:p>
+      <w:pPr>
+        <w:shd w:val="clear" w:color="auto" w:fill="F1F3F5"/>
+        <w:rPr>
+          <w:rFonts w:ascii="Roboto" w:eastAsia="宋体" w:hAnsi="Roboto" w:cs="宋体"/>
+          <w:spacing w:val="2"/>
+          <w:sz w:val="21"/>
+          <w:szCs w:val="21"/>
+        </w:rPr>
+      </w:pPr>
+      <w:r>
+        <w:rPr>
+          <w:rFonts w:ascii="Roboto" w:hAnsi="Roboto"/>
+          <w:spacing w:val="2"/>
+          <w:sz w:val="21"/>
+          <w:szCs w:val="21"/>
+        </w:rPr>
+        <w:t>科学思维不保证你能改变任何系统。它不保证你能逃脱信息环境的边界。它只有一个功能：它至少让你知道——你正在面对的是一个事实问题，还是一个权力问题。这个辨别能力，在任何时代，都是最稀缺的能力。</w:t>
+      </w:r>
+    </w:p>
+    <w:p>
+      <w:pPr>
+        <w:shd w:val="clear" w:color="auto" w:fill="F1F3F5"/>
+        <w:rPr>
+          <w:rFonts w:ascii="Roboto" w:hAnsi="Roboto"/>
+          <w:spacing w:val="2"/>
+          <w:sz w:val="21"/>
+          <w:szCs w:val="21"/>
+        </w:rPr>
+      </w:pPr>
+      <w:r>
+        <w:rPr>
+          <w:rFonts w:ascii="Roboto" w:hAnsi="Roboto"/>
+          <w:spacing w:val="2"/>
+          <w:sz w:val="21"/>
+          <w:szCs w:val="21"/>
+        </w:rPr>
+        <w:t>但稀缺不是因为它难学。稀缺是因为：在一个权力习惯于定义讨论边界、习惯于替反对者安排归因位置的时代，即使你辨别出来，你也不能大声说出来。科学思维的最终一步，不是说出来，是做到——在你看清了边界之后，依然能在不触碰边界的前提下，把边界本身指给身边的人看。</w:t>
+      </w:r>
+    </w:p>
+    <w:p>
+      <w:pPr>
+        <w:shd w:val="clear" w:color="auto" w:fill="F1F3F5"/>
+        <w:rPr>
+          <w:rFonts w:ascii="Roboto" w:hAnsi="Roboto"/>
+          <w:spacing w:val="2"/>
+          <w:sz w:val="21"/>
+          <w:szCs w:val="21"/>
+        </w:rPr>
+      </w:pPr>
+      <w:r>
+        <w:rPr>
+          <w:rFonts w:ascii="Roboto" w:hAnsi="Roboto"/>
+          <w:spacing w:val="2"/>
+          <w:sz w:val="21"/>
+          <w:szCs w:val="21"/>
+        </w:rPr>
+        <w:t>这是罗隐做过的事。他在晚唐没有喊出“改变制度”，但他用三首诗，把制度的荒谬、分配的不公、内斗的真相，全部写在了纸上。他没有直接说出“改变制度”这四个字，但任何一个读完他诗的人，都会自己得出来那个结论。科学思维可以没有第一步，但它的最后一步，永远不是自己知道，而是让更多的人也有机会看到你所看到的东西。</w:t>
+      </w:r>
+    </w:p>
+    <w:tbl>
+      <w:tblPr>
+        <w:tblStyle w:val="af"/>
+        <w:tblW w:w="0" w:type="auto"/>
+        <w:tblLook w:val="04A0" w:firstRow="1" w:lastRow="0" w:firstColumn="1" w:lastColumn="0" w:noHBand="0" w:noVBand="1"/>
+      </w:tblPr>
+      <w:tblGrid>
+        <w:gridCol w:w="15311"/>
+      </w:tblGrid>
+      <w:tr>
+        <w:tc>
+          <w:tcPr>
+            <w:tcW w:w="15311" w:type="dxa"/>
+          </w:tcPr>
+          <w:p>
+            <w:pPr>
+              <w:pStyle w:val="af0"/>
+              <w:shd w:val="clear" w:color="auto" w:fill="F1F3F5"/>
+              <w:rPr>
+                <w:rFonts w:ascii="Roboto" w:hAnsi="Roboto"/>
+                <w:spacing w:val="2"/>
+                <w:sz w:val="21"/>
+                <w:szCs w:val="21"/>
+              </w:rPr>
+            </w:pPr>
+            <w:r>
+              <w:rPr>
+                <w:rStyle w:val="ae"/>
+                <w:rFonts w:ascii="Roboto" w:hAnsi="Roboto"/>
+                <w:spacing w:val="2"/>
+                <w:sz w:val="21"/>
+                <w:szCs w:val="21"/>
+              </w:rPr>
+              <w:t>一、罗隐原集与传记</w:t>
+            </w:r>
+          </w:p>
+          <w:p>
+            <w:pPr>
+              <w:numPr>
+                <w:ilvl w:val="0"/>
+                <w:numId w:val="6"/>
+              </w:numPr>
+              <w:shd w:val="clear" w:color="auto" w:fill="F1F3F5"/>
+              <w:spacing w:before="100" w:beforeAutospacing="1" w:after="100" w:afterAutospacing="1"/>
+              <w:rPr>
+                <w:rFonts w:ascii="Roboto" w:hAnsi="Roboto"/>
+                <w:spacing w:val="2"/>
+                <w:sz w:val="21"/>
+                <w:szCs w:val="21"/>
+              </w:rPr>
+            </w:pPr>
+            <w:r>
+              <w:rPr>
+                <w:rFonts w:ascii="Roboto" w:hAnsi="Roboto"/>
+                <w:spacing w:val="2"/>
+                <w:sz w:val="21"/>
+                <w:szCs w:val="21"/>
+              </w:rPr>
+              <w:t>《罗隐集系年校笺》，罗隐著，李之亮校笺，人民文学出版社，2013年。</w:t>
+            </w:r>
+          </w:p>
+          <w:p>
+            <w:pPr>
+              <w:numPr>
+                <w:ilvl w:val="0"/>
+                <w:numId w:val="6"/>
+              </w:numPr>
+              <w:shd w:val="clear" w:color="auto" w:fill="F1F3F5"/>
+              <w:spacing w:before="100" w:beforeAutospacing="1" w:after="100" w:afterAutospacing="1"/>
+              <w:rPr>
+                <w:rFonts w:ascii="Roboto" w:hAnsi="Roboto"/>
+                <w:spacing w:val="2"/>
+                <w:sz w:val="21"/>
+                <w:szCs w:val="21"/>
+              </w:rPr>
+            </w:pPr>
+            <w:r>
+              <w:rPr>
+                <w:rFonts w:ascii="Roboto" w:hAnsi="Roboto"/>
+                <w:spacing w:val="2"/>
+                <w:sz w:val="21"/>
+                <w:szCs w:val="21"/>
+              </w:rPr>
+              <w:t>《唐才子传校笺》，辛文房撰，傅璇琮主编，中华书局，2002年。</w:t>
+            </w:r>
+          </w:p>
+          <w:p>
+            <w:pPr>
+              <w:numPr>
+                <w:ilvl w:val="0"/>
+                <w:numId w:val="6"/>
+              </w:numPr>
+              <w:shd w:val="clear" w:color="auto" w:fill="F1F3F5"/>
+              <w:spacing w:before="100" w:beforeAutospacing="1" w:after="100" w:afterAutospacing="1"/>
+              <w:rPr>
+                <w:rFonts w:ascii="Roboto" w:hAnsi="Roboto"/>
+                <w:spacing w:val="2"/>
+                <w:sz w:val="21"/>
+                <w:szCs w:val="21"/>
+              </w:rPr>
+            </w:pPr>
+            <w:r>
+              <w:rPr>
+                <w:rFonts w:ascii="Roboto" w:hAnsi="Roboto"/>
+                <w:spacing w:val="2"/>
+                <w:sz w:val="21"/>
+                <w:szCs w:val="21"/>
+              </w:rPr>
+              <w:t>《旧唐书·罗隐传》，刘昫等撰，中华书局，1975年。</w:t>
+            </w:r>
+          </w:p>
+          <w:p>
+            <w:pPr>
+              <w:numPr>
+                <w:ilvl w:val="0"/>
+                <w:numId w:val="6"/>
+              </w:numPr>
+              <w:shd w:val="clear" w:color="auto" w:fill="F1F3F5"/>
+              <w:spacing w:before="100" w:beforeAutospacing="1" w:after="100" w:afterAutospacing="1"/>
+              <w:rPr>
+                <w:rFonts w:ascii="Roboto" w:hAnsi="Roboto"/>
+                <w:spacing w:val="2"/>
+                <w:sz w:val="21"/>
+                <w:szCs w:val="21"/>
+              </w:rPr>
+            </w:pPr>
+            <w:r>
+              <w:rPr>
+                <w:rFonts w:ascii="Roboto" w:hAnsi="Roboto"/>
+                <w:spacing w:val="2"/>
+                <w:sz w:val="21"/>
+                <w:szCs w:val="21"/>
+              </w:rPr>
+              <w:t>《十国春秋》卷八十四《罗隐传》，吴任臣撰，中华书局，1983年。</w:t>
+            </w:r>
+          </w:p>
+          <w:p>
+            <w:pPr>
+              <w:pStyle w:val="af0"/>
+              <w:shd w:val="clear" w:color="auto" w:fill="F1F3F5"/>
+              <w:rPr>
+                <w:rFonts w:ascii="Roboto" w:hAnsi="Roboto"/>
+                <w:spacing w:val="2"/>
+                <w:sz w:val="21"/>
+                <w:szCs w:val="21"/>
+              </w:rPr>
+            </w:pPr>
+            <w:r>
+              <w:rPr>
+                <w:rStyle w:val="ae"/>
+                <w:rFonts w:ascii="Roboto" w:hAnsi="Roboto"/>
+                <w:spacing w:val="2"/>
+                <w:sz w:val="21"/>
+                <w:szCs w:val="21"/>
+              </w:rPr>
+              <w:t>二、唐代文学与诗歌研究</w:t>
+            </w:r>
+          </w:p>
+          <w:p>
+            <w:pPr>
+              <w:numPr>
+                <w:ilvl w:val="0"/>
+                <w:numId w:val="7"/>
+              </w:numPr>
+              <w:shd w:val="clear" w:color="auto" w:fill="F1F3F5"/>
+              <w:spacing w:before="100" w:beforeAutospacing="1" w:after="100" w:afterAutospacing="1"/>
+              <w:rPr>
+                <w:rFonts w:ascii="Roboto" w:hAnsi="Roboto"/>
+                <w:spacing w:val="2"/>
+                <w:sz w:val="21"/>
+                <w:szCs w:val="21"/>
+              </w:rPr>
+            </w:pPr>
+            <w:r>
+              <w:rPr>
+                <w:rFonts w:ascii="Roboto" w:hAnsi="Roboto"/>
+                <w:spacing w:val="2"/>
+                <w:sz w:val="21"/>
+                <w:szCs w:val="21"/>
+              </w:rPr>
+              <w:t>《中国古代文学史》（第二卷），袁行霈主编，高等教育出版社，2005年。</w:t>
+            </w:r>
+          </w:p>
+          <w:p>
+            <w:pPr>
+              <w:numPr>
+                <w:ilvl w:val="0"/>
+                <w:numId w:val="7"/>
+              </w:numPr>
+              <w:shd w:val="clear" w:color="auto" w:fill="F1F3F5"/>
+              <w:spacing w:before="100" w:beforeAutospacing="1" w:after="100" w:afterAutospacing="1"/>
+              <w:rPr>
+                <w:rFonts w:ascii="Roboto" w:hAnsi="Roboto"/>
+                <w:spacing w:val="2"/>
+                <w:sz w:val="21"/>
+                <w:szCs w:val="21"/>
+              </w:rPr>
+            </w:pPr>
+            <w:r>
+              <w:rPr>
+                <w:rFonts w:ascii="Roboto" w:hAnsi="Roboto"/>
+                <w:spacing w:val="2"/>
+                <w:sz w:val="21"/>
+                <w:szCs w:val="21"/>
+              </w:rPr>
+              <w:t>《唐代文学史》，乔象锺、陈铁民主编，人民文学出版社，1995年。</w:t>
+            </w:r>
+          </w:p>
+          <w:p>
+            <w:pPr>
+              <w:pStyle w:val="af0"/>
+              <w:shd w:val="clear" w:color="auto" w:fill="F1F3F5"/>
+              <w:rPr>
+                <w:rFonts w:ascii="Roboto" w:hAnsi="Roboto"/>
+                <w:spacing w:val="2"/>
+                <w:sz w:val="21"/>
+                <w:szCs w:val="21"/>
+              </w:rPr>
+            </w:pPr>
+            <w:r>
+              <w:rPr>
+                <w:rStyle w:val="ae"/>
+                <w:rFonts w:ascii="Roboto" w:hAnsi="Roboto"/>
+                <w:spacing w:val="2"/>
+                <w:sz w:val="21"/>
+                <w:szCs w:val="21"/>
+              </w:rPr>
+              <w:t>三、唐代政治制度史</w:t>
+            </w:r>
+          </w:p>
+          <w:p>
+            <w:pPr>
+              <w:numPr>
+                <w:ilvl w:val="0"/>
+                <w:numId w:val="8"/>
+              </w:numPr>
+              <w:shd w:val="clear" w:color="auto" w:fill="F1F3F5"/>
+              <w:spacing w:before="100" w:beforeAutospacing="1" w:after="100" w:afterAutospacing="1"/>
+              <w:rPr>
+                <w:rFonts w:ascii="Roboto" w:hAnsi="Roboto"/>
+                <w:spacing w:val="2"/>
+                <w:sz w:val="21"/>
+                <w:szCs w:val="21"/>
+              </w:rPr>
+            </w:pPr>
+            <w:r>
+              <w:rPr>
+                <w:rFonts w:ascii="Roboto" w:hAnsi="Roboto"/>
+                <w:spacing w:val="2"/>
+                <w:sz w:val="21"/>
+                <w:szCs w:val="21"/>
+              </w:rPr>
+              <w:t>《中国政治制度史》（隋唐卷），白钢主编，人民出版社，1998年。</w:t>
+            </w:r>
+          </w:p>
+          <w:p>
+            <w:pPr>
+              <w:numPr>
+                <w:ilvl w:val="0"/>
+                <w:numId w:val="8"/>
+              </w:numPr>
+              <w:shd w:val="clear" w:color="auto" w:fill="F1F3F5"/>
+              <w:spacing w:before="100" w:beforeAutospacing="1" w:after="100" w:afterAutospacing="1"/>
+              <w:rPr>
+                <w:rFonts w:ascii="Roboto" w:hAnsi="Roboto"/>
+                <w:spacing w:val="2"/>
+                <w:sz w:val="21"/>
+                <w:szCs w:val="21"/>
+              </w:rPr>
+            </w:pPr>
+            <w:r>
+              <w:rPr>
+                <w:rFonts w:ascii="Roboto" w:hAnsi="Roboto"/>
+                <w:spacing w:val="2"/>
+                <w:sz w:val="21"/>
+                <w:szCs w:val="21"/>
+              </w:rPr>
+              <w:t>《唐代财政史》，李锦绣著，北京大学出版社，2001年。</w:t>
+            </w:r>
+          </w:p>
+          <w:p>
+            <w:pPr>
+              <w:numPr>
+                <w:ilvl w:val="0"/>
+                <w:numId w:val="8"/>
+              </w:numPr>
+              <w:shd w:val="clear" w:color="auto" w:fill="F1F3F5"/>
+              <w:spacing w:before="100" w:beforeAutospacing="1" w:after="100" w:afterAutospacing="1"/>
+              <w:rPr>
+                <w:rFonts w:ascii="Roboto" w:hAnsi="Roboto"/>
+                <w:spacing w:val="2"/>
+                <w:sz w:val="21"/>
+                <w:szCs w:val="21"/>
+              </w:rPr>
+            </w:pPr>
+            <w:r>
+              <w:rPr>
+                <w:rFonts w:ascii="Roboto" w:hAnsi="Roboto"/>
+                <w:spacing w:val="2"/>
+                <w:sz w:val="21"/>
+                <w:szCs w:val="21"/>
+              </w:rPr>
+              <w:t>《唐代藩镇研究》，张国刚著，中国人民大学出版社，2010年。</w:t>
+            </w:r>
+          </w:p>
+          <w:p>
+            <w:pPr>
+              <w:numPr>
+                <w:ilvl w:val="0"/>
+                <w:numId w:val="8"/>
+              </w:numPr>
+              <w:shd w:val="clear" w:color="auto" w:fill="F1F3F5"/>
+              <w:spacing w:before="100" w:beforeAutospacing="1" w:after="100" w:afterAutospacing="1"/>
+              <w:rPr>
+                <w:rFonts w:ascii="Roboto" w:hAnsi="Roboto"/>
+                <w:spacing w:val="2"/>
+                <w:sz w:val="21"/>
+                <w:szCs w:val="21"/>
+              </w:rPr>
+            </w:pPr>
+            <w:r>
+              <w:rPr>
+                <w:rFonts w:ascii="Roboto" w:hAnsi="Roboto"/>
+                <w:spacing w:val="2"/>
+                <w:sz w:val="21"/>
+                <w:szCs w:val="21"/>
+              </w:rPr>
+              <w:t>《唐代科举制度研究》，吴宗国著，辽宁大学出版社，1992年。</w:t>
+            </w:r>
+          </w:p>
+          <w:p>
+            <w:pPr>
+              <w:pStyle w:val="af0"/>
+              <w:shd w:val="clear" w:color="auto" w:fill="F1F3F5"/>
+              <w:rPr>
+                <w:rFonts w:ascii="Roboto" w:hAnsi="Roboto"/>
+                <w:spacing w:val="2"/>
+                <w:sz w:val="21"/>
+                <w:szCs w:val="21"/>
+              </w:rPr>
+            </w:pPr>
+            <w:r>
+              <w:rPr>
+                <w:rStyle w:val="ae"/>
+                <w:rFonts w:ascii="Roboto" w:hAnsi="Roboto"/>
+                <w:spacing w:val="2"/>
+                <w:sz w:val="21"/>
+                <w:szCs w:val="21"/>
+              </w:rPr>
+              <w:t>四、史料与基本典籍</w:t>
+            </w:r>
+          </w:p>
+          <w:p>
+            <w:pPr>
+              <w:numPr>
+                <w:ilvl w:val="0"/>
+                <w:numId w:val="9"/>
+              </w:numPr>
+              <w:shd w:val="clear" w:color="auto" w:fill="F1F3F5"/>
+              <w:spacing w:before="100" w:beforeAutospacing="1" w:after="100" w:afterAutospacing="1"/>
+              <w:rPr>
+                <w:rFonts w:ascii="Roboto" w:hAnsi="Roboto"/>
+                <w:spacing w:val="2"/>
+                <w:sz w:val="21"/>
+                <w:szCs w:val="21"/>
+              </w:rPr>
+            </w:pPr>
+            <w:r>
+              <w:rPr>
+                <w:rFonts w:ascii="Roboto" w:hAnsi="Roboto"/>
+                <w:spacing w:val="2"/>
+                <w:sz w:val="21"/>
+                <w:szCs w:val="21"/>
+              </w:rPr>
+              <w:t>《资治通鉴》（唐纪部分），司马光编著，中华书局，1956年。</w:t>
+            </w:r>
+          </w:p>
+          <w:p>
+            <w:pPr>
+              <w:numPr>
+                <w:ilvl w:val="0"/>
+                <w:numId w:val="9"/>
+              </w:numPr>
+              <w:shd w:val="clear" w:color="auto" w:fill="F1F3F5"/>
+              <w:spacing w:before="100" w:beforeAutospacing="1" w:after="100" w:afterAutospacing="1"/>
+              <w:rPr>
+                <w:rFonts w:ascii="Roboto" w:hAnsi="Roboto"/>
+                <w:spacing w:val="2"/>
+                <w:sz w:val="21"/>
+                <w:szCs w:val="21"/>
+              </w:rPr>
+            </w:pPr>
+            <w:r>
+              <w:rPr>
+                <w:rFonts w:ascii="Roboto" w:hAnsi="Roboto"/>
+                <w:spacing w:val="2"/>
+                <w:sz w:val="21"/>
+                <w:szCs w:val="21"/>
+              </w:rPr>
+              <w:t>《唐律疏议》，长孙无忌等撰，刘俊文校注，中华书局，1983年。</w:t>
+            </w:r>
+          </w:p>
+          <w:p>
+            <w:pPr>
+              <w:pStyle w:val="af0"/>
+              <w:shd w:val="clear" w:color="auto" w:fill="F1F3F5"/>
+              <w:rPr>
+                <w:rFonts w:ascii="Roboto" w:hAnsi="Roboto"/>
+                <w:spacing w:val="2"/>
+                <w:sz w:val="21"/>
+                <w:szCs w:val="21"/>
+              </w:rPr>
+            </w:pPr>
+            <w:r>
+              <w:rPr>
+                <w:rStyle w:val="ae"/>
+                <w:rFonts w:ascii="Roboto" w:hAnsi="Roboto"/>
+                <w:spacing w:val="2"/>
+                <w:sz w:val="21"/>
+                <w:szCs w:val="21"/>
+              </w:rPr>
+              <w:t>五、马克思主义政治经济学参考</w:t>
+            </w:r>
+          </w:p>
+          <w:p>
+            <w:pPr>
+              <w:numPr>
+                <w:ilvl w:val="0"/>
+                <w:numId w:val="10"/>
+              </w:numPr>
+              <w:shd w:val="clear" w:color="auto" w:fill="F1F3F5"/>
+              <w:spacing w:before="100" w:beforeAutospacing="1" w:after="100" w:afterAutospacing="1"/>
+              <w:rPr>
+                <w:rFonts w:ascii="Roboto" w:hAnsi="Roboto"/>
+                <w:spacing w:val="2"/>
+                <w:sz w:val="21"/>
+                <w:szCs w:val="21"/>
+              </w:rPr>
+            </w:pPr>
+            <w:r>
+              <w:rPr>
+                <w:rFonts w:ascii="Roboto" w:hAnsi="Roboto"/>
+                <w:spacing w:val="2"/>
+                <w:sz w:val="21"/>
+                <w:szCs w:val="21"/>
+              </w:rPr>
+              <w:t>马克思：《资本论》（第一卷），人民出版社，2004年版。</w:t>
+            </w:r>
+          </w:p>
+          <w:p>
+            <w:pPr>
+              <w:numPr>
+                <w:ilvl w:val="0"/>
+                <w:numId w:val="10"/>
+              </w:numPr>
+              <w:shd w:val="clear" w:color="auto" w:fill="F1F3F5"/>
+              <w:spacing w:before="100" w:beforeAutospacing="1" w:after="100" w:afterAutospacing="1"/>
+              <w:rPr>
+                <w:rFonts w:ascii="Roboto" w:hAnsi="Roboto"/>
+                <w:spacing w:val="2"/>
+                <w:sz w:val="21"/>
+                <w:szCs w:val="21"/>
+              </w:rPr>
+            </w:pPr>
+            <w:r>
+              <w:rPr>
+                <w:rFonts w:ascii="Roboto" w:hAnsi="Roboto"/>
+                <w:spacing w:val="2"/>
+                <w:sz w:val="21"/>
+                <w:szCs w:val="21"/>
+              </w:rPr>
+              <w:t>马克思、恩格斯：《马克思恩格斯选集》（相关篇目），人民出版社，2012年版</w:t>
+            </w:r>
+          </w:p>
+          <w:p>
+            <w:pPr>
+              <w:rPr>
+                <w:rFonts w:asciiTheme="majorHAnsi" w:hAnsiTheme="majorHAnsi"/>
+                <w:color w:val="000000" w:themeColor="text1"/>
+                <w:lang w:val="en-US"/>
+              </w:rPr>
+            </w:pPr>
+          </w:p>
+        </w:tc>
+      </w:tr>
+    </w:tbl>
+    <w:p>
+      <w:pPr>
+        <w:rPr>
+          <w:rFonts w:asciiTheme="majorHAnsi" w:hAnsiTheme="majorHAnsi"/>
+          <w:color w:val="000000" w:themeColor="text1"/>
+          <w:lang w:val="en-US"/>
+        </w:rPr>
+      </w:pPr>
+    </w:p>
+    <w:p>
+      <w:pPr>
+        <w:rPr>
+          <w:rFonts w:asciiTheme="majorHAnsi" w:hAnsiTheme="majorHAnsi"/>
           <w:b/>
           <w:bCs/>
           <w:color w:val="000000" w:themeColor="text1"/>
@@ -7806,6 +10933,657 @@
     </w:lvl>
   </w:abstractNum>
   <w:abstractNum w:abstractNumId="2" w15:restartNumberingAfterBreak="0">
+    <w:nsid w:val="1190023E"/>
+    <w:multiLevelType w:val="hybridMultilevel"/>
+    <w:tmpl w:val="501A5246"/>
+    <w:lvl w:ilvl="0" w:tplc="04090001">
+      <w:start w:val="1"/>
+      <w:numFmt w:val="bullet"/>
+      <w:lvlText w:val=""/>
+      <w:lvlJc w:val="left"/>
+      <w:pPr>
+        <w:ind w:left="440" w:hanging="440"/>
+      </w:pPr>
+      <w:rPr>
+        <w:rFonts w:ascii="Wingdings" w:hAnsi="Wingdings" w:hint="default"/>
+      </w:rPr>
+    </w:lvl>
+    <w:lvl w:ilvl="1" w:tplc="04090003" w:tentative="1">
+      <w:start w:val="1"/>
+      <w:numFmt w:val="bullet"/>
+      <w:lvlText w:val=""/>
+      <w:lvlJc w:val="left"/>
+      <w:pPr>
+        <w:ind w:left="880" w:hanging="440"/>
+      </w:pPr>
+      <w:rPr>
+        <w:rFonts w:ascii="Wingdings" w:hAnsi="Wingdings" w:hint="default"/>
+      </w:rPr>
+    </w:lvl>
+    <w:lvl w:ilvl="2" w:tplc="04090005" w:tentative="1">
+      <w:start w:val="1"/>
+      <w:numFmt w:val="bullet"/>
+      <w:lvlText w:val=""/>
+      <w:lvlJc w:val="left"/>
+      <w:pPr>
+        <w:ind w:left="1320" w:hanging="440"/>
+      </w:pPr>
+      <w:rPr>
+        <w:rFonts w:ascii="Wingdings" w:hAnsi="Wingdings" w:hint="default"/>
+      </w:rPr>
+    </w:lvl>
+    <w:lvl w:ilvl="3" w:tplc="04090001" w:tentative="1">
+      <w:start w:val="1"/>
+      <w:numFmt w:val="bullet"/>
+      <w:lvlText w:val=""/>
+      <w:lvlJc w:val="left"/>
+      <w:pPr>
+        <w:ind w:left="1760" w:hanging="440"/>
+      </w:pPr>
+      <w:rPr>
+        <w:rFonts w:ascii="Wingdings" w:hAnsi="Wingdings" w:hint="default"/>
+      </w:rPr>
+    </w:lvl>
+    <w:lvl w:ilvl="4" w:tplc="04090003" w:tentative="1">
+      <w:start w:val="1"/>
+      <w:numFmt w:val="bullet"/>
+      <w:lvlText w:val=""/>
+      <w:lvlJc w:val="left"/>
+      <w:pPr>
+        <w:ind w:left="2200" w:hanging="440"/>
+      </w:pPr>
+      <w:rPr>
+        <w:rFonts w:ascii="Wingdings" w:hAnsi="Wingdings" w:hint="default"/>
+      </w:rPr>
+    </w:lvl>
+    <w:lvl w:ilvl="5" w:tplc="04090005" w:tentative="1">
+      <w:start w:val="1"/>
+      <w:numFmt w:val="bullet"/>
+      <w:lvlText w:val=""/>
+      <w:lvlJc w:val="left"/>
+      <w:pPr>
+        <w:ind w:left="2640" w:hanging="440"/>
+      </w:pPr>
+      <w:rPr>
+        <w:rFonts w:ascii="Wingdings" w:hAnsi="Wingdings" w:hint="default"/>
+      </w:rPr>
+    </w:lvl>
+    <w:lvl w:ilvl="6" w:tplc="04090001" w:tentative="1">
+      <w:start w:val="1"/>
+      <w:numFmt w:val="bullet"/>
+      <w:lvlText w:val=""/>
+      <w:lvlJc w:val="left"/>
+      <w:pPr>
+        <w:ind w:left="3080" w:hanging="440"/>
+      </w:pPr>
+      <w:rPr>
+        <w:rFonts w:ascii="Wingdings" w:hAnsi="Wingdings" w:hint="default"/>
+      </w:rPr>
+    </w:lvl>
+    <w:lvl w:ilvl="7" w:tplc="04090003" w:tentative="1">
+      <w:start w:val="1"/>
+      <w:numFmt w:val="bullet"/>
+      <w:lvlText w:val=""/>
+      <w:lvlJc w:val="left"/>
+      <w:pPr>
+        <w:ind w:left="3520" w:hanging="440"/>
+      </w:pPr>
+      <w:rPr>
+        <w:rFonts w:ascii="Wingdings" w:hAnsi="Wingdings" w:hint="default"/>
+      </w:rPr>
+    </w:lvl>
+    <w:lvl w:ilvl="8" w:tplc="04090005" w:tentative="1">
+      <w:start w:val="1"/>
+      <w:numFmt w:val="bullet"/>
+      <w:lvlText w:val=""/>
+      <w:lvlJc w:val="left"/>
+      <w:pPr>
+        <w:ind w:left="3960" w:hanging="440"/>
+      </w:pPr>
+      <w:rPr>
+        <w:rFonts w:ascii="Wingdings" w:hAnsi="Wingdings" w:hint="default"/>
+      </w:rPr>
+    </w:lvl>
+  </w:abstractNum>
+  <w:abstractNum w:abstractNumId="3" w15:restartNumberingAfterBreak="0">
+    <w:nsid w:val="177474BA"/>
+    <w:multiLevelType w:val="multilevel"/>
+    <w:tmpl w:val="A894D95E"/>
+    <w:lvl w:ilvl="0">
+      <w:start w:val="13"/>
+      <w:numFmt w:val="decimal"/>
+      <w:lvlText w:val="%1."/>
+      <w:lvlJc w:val="left"/>
+      <w:pPr>
+        <w:tabs>
+          <w:tab w:val="num" w:pos="720"/>
+        </w:tabs>
+        <w:ind w:left="720" w:hanging="360"/>
+      </w:pPr>
+    </w:lvl>
+    <w:lvl w:ilvl="1" w:tentative="1">
+      <w:start w:val="1"/>
+      <w:numFmt w:val="decimal"/>
+      <w:lvlText w:val="%2."/>
+      <w:lvlJc w:val="left"/>
+      <w:pPr>
+        <w:tabs>
+          <w:tab w:val="num" w:pos="1440"/>
+        </w:tabs>
+        <w:ind w:left="1440" w:hanging="360"/>
+      </w:pPr>
+    </w:lvl>
+    <w:lvl w:ilvl="2" w:tentative="1">
+      <w:start w:val="1"/>
+      <w:numFmt w:val="decimal"/>
+      <w:lvlText w:val="%3."/>
+      <w:lvlJc w:val="left"/>
+      <w:pPr>
+        <w:tabs>
+          <w:tab w:val="num" w:pos="2160"/>
+        </w:tabs>
+        <w:ind w:left="2160" w:hanging="360"/>
+      </w:pPr>
+    </w:lvl>
+    <w:lvl w:ilvl="3" w:tentative="1">
+      <w:start w:val="1"/>
+      <w:numFmt w:val="decimal"/>
+      <w:lvlText w:val="%4."/>
+      <w:lvlJc w:val="left"/>
+      <w:pPr>
+        <w:tabs>
+          <w:tab w:val="num" w:pos="2880"/>
+        </w:tabs>
+        <w:ind w:left="2880" w:hanging="360"/>
+      </w:pPr>
+    </w:lvl>
+    <w:lvl w:ilvl="4" w:tentative="1">
+      <w:start w:val="1"/>
+      <w:numFmt w:val="decimal"/>
+      <w:lvlText w:val="%5."/>
+      <w:lvlJc w:val="left"/>
+      <w:pPr>
+        <w:tabs>
+          <w:tab w:val="num" w:pos="3600"/>
+        </w:tabs>
+        <w:ind w:left="3600" w:hanging="360"/>
+      </w:pPr>
+    </w:lvl>
+    <w:lvl w:ilvl="5" w:tentative="1">
+      <w:start w:val="1"/>
+      <w:numFmt w:val="decimal"/>
+      <w:lvlText w:val="%6."/>
+      <w:lvlJc w:val="left"/>
+      <w:pPr>
+        <w:tabs>
+          <w:tab w:val="num" w:pos="4320"/>
+        </w:tabs>
+        <w:ind w:left="4320" w:hanging="360"/>
+      </w:pPr>
+    </w:lvl>
+    <w:lvl w:ilvl="6" w:tentative="1">
+      <w:start w:val="1"/>
+      <w:numFmt w:val="decimal"/>
+      <w:lvlText w:val="%7."/>
+      <w:lvlJc w:val="left"/>
+      <w:pPr>
+        <w:tabs>
+          <w:tab w:val="num" w:pos="5040"/>
+        </w:tabs>
+        <w:ind w:left="5040" w:hanging="360"/>
+      </w:pPr>
+    </w:lvl>
+    <w:lvl w:ilvl="7" w:tentative="1">
+      <w:start w:val="1"/>
+      <w:numFmt w:val="decimal"/>
+      <w:lvlText w:val="%8."/>
+      <w:lvlJc w:val="left"/>
+      <w:pPr>
+        <w:tabs>
+          <w:tab w:val="num" w:pos="5760"/>
+        </w:tabs>
+        <w:ind w:left="5760" w:hanging="360"/>
+      </w:pPr>
+    </w:lvl>
+    <w:lvl w:ilvl="8" w:tentative="1">
+      <w:start w:val="1"/>
+      <w:numFmt w:val="decimal"/>
+      <w:lvlText w:val="%9."/>
+      <w:lvlJc w:val="left"/>
+      <w:pPr>
+        <w:tabs>
+          <w:tab w:val="num" w:pos="6480"/>
+        </w:tabs>
+        <w:ind w:left="6480" w:hanging="360"/>
+      </w:pPr>
+    </w:lvl>
+  </w:abstractNum>
+  <w:abstractNum w:abstractNumId="4" w15:restartNumberingAfterBreak="0">
+    <w:nsid w:val="40C57B24"/>
+    <w:multiLevelType w:val="hybridMultilevel"/>
+    <w:tmpl w:val="B2BE8F24"/>
+    <w:lvl w:ilvl="0" w:tplc="0409000F">
+      <w:start w:val="1"/>
+      <w:numFmt w:val="decimal"/>
+      <w:lvlText w:val="%1."/>
+      <w:lvlJc w:val="left"/>
+      <w:pPr>
+        <w:ind w:left="440" w:hanging="440"/>
+      </w:pPr>
+    </w:lvl>
+    <w:lvl w:ilvl="1" w:tplc="04090019" w:tentative="1">
+      <w:start w:val="1"/>
+      <w:numFmt w:val="lowerLetter"/>
+      <w:lvlText w:val="%2)"/>
+      <w:lvlJc w:val="left"/>
+      <w:pPr>
+        <w:ind w:left="880" w:hanging="440"/>
+      </w:pPr>
+    </w:lvl>
+    <w:lvl w:ilvl="2" w:tplc="0409001B" w:tentative="1">
+      <w:start w:val="1"/>
+      <w:numFmt w:val="lowerRoman"/>
+      <w:lvlText w:val="%3."/>
+      <w:lvlJc w:val="right"/>
+      <w:pPr>
+        <w:ind w:left="1320" w:hanging="440"/>
+      </w:pPr>
+    </w:lvl>
+    <w:lvl w:ilvl="3" w:tplc="0409000F" w:tentative="1">
+      <w:start w:val="1"/>
+      <w:numFmt w:val="decimal"/>
+      <w:lvlText w:val="%4."/>
+      <w:lvlJc w:val="left"/>
+      <w:pPr>
+        <w:ind w:left="1760" w:hanging="440"/>
+      </w:pPr>
+    </w:lvl>
+    <w:lvl w:ilvl="4" w:tplc="04090019" w:tentative="1">
+      <w:start w:val="1"/>
+      <w:numFmt w:val="lowerLetter"/>
+      <w:lvlText w:val="%5)"/>
+      <w:lvlJc w:val="left"/>
+      <w:pPr>
+        <w:ind w:left="2200" w:hanging="440"/>
+      </w:pPr>
+    </w:lvl>
+    <w:lvl w:ilvl="5" w:tplc="0409001B" w:tentative="1">
+      <w:start w:val="1"/>
+      <w:numFmt w:val="lowerRoman"/>
+      <w:lvlText w:val="%6."/>
+      <w:lvlJc w:val="right"/>
+      <w:pPr>
+        <w:ind w:left="2640" w:hanging="440"/>
+      </w:pPr>
+    </w:lvl>
+    <w:lvl w:ilvl="6" w:tplc="0409000F" w:tentative="1">
+      <w:start w:val="1"/>
+      <w:numFmt w:val="decimal"/>
+      <w:lvlText w:val="%7."/>
+      <w:lvlJc w:val="left"/>
+      <w:pPr>
+        <w:ind w:left="3080" w:hanging="440"/>
+      </w:pPr>
+    </w:lvl>
+    <w:lvl w:ilvl="7" w:tplc="04090019" w:tentative="1">
+      <w:start w:val="1"/>
+      <w:numFmt w:val="lowerLetter"/>
+      <w:lvlText w:val="%8)"/>
+      <w:lvlJc w:val="left"/>
+      <w:pPr>
+        <w:ind w:left="3520" w:hanging="440"/>
+      </w:pPr>
+    </w:lvl>
+    <w:lvl w:ilvl="8" w:tplc="0409001B" w:tentative="1">
+      <w:start w:val="1"/>
+      <w:numFmt w:val="lowerRoman"/>
+      <w:lvlText w:val="%9."/>
+      <w:lvlJc w:val="right"/>
+      <w:pPr>
+        <w:ind w:left="3960" w:hanging="440"/>
+      </w:pPr>
+    </w:lvl>
+  </w:abstractNum>
+  <w:abstractNum w:abstractNumId="5" w15:restartNumberingAfterBreak="0">
+    <w:nsid w:val="4702521C"/>
+    <w:multiLevelType w:val="multilevel"/>
+    <w:tmpl w:val="9174B2B8"/>
+    <w:lvl w:ilvl="0">
+      <w:start w:val="1"/>
+      <w:numFmt w:val="decimal"/>
+      <w:lvlText w:val="%1."/>
+      <w:lvlJc w:val="left"/>
+      <w:pPr>
+        <w:tabs>
+          <w:tab w:val="num" w:pos="720"/>
+        </w:tabs>
+        <w:ind w:left="720" w:hanging="360"/>
+      </w:pPr>
+    </w:lvl>
+    <w:lvl w:ilvl="1" w:tentative="1">
+      <w:start w:val="1"/>
+      <w:numFmt w:val="decimal"/>
+      <w:lvlText w:val="%2."/>
+      <w:lvlJc w:val="left"/>
+      <w:pPr>
+        <w:tabs>
+          <w:tab w:val="num" w:pos="1440"/>
+        </w:tabs>
+        <w:ind w:left="1440" w:hanging="360"/>
+      </w:pPr>
+    </w:lvl>
+    <w:lvl w:ilvl="2" w:tentative="1">
+      <w:start w:val="1"/>
+      <w:numFmt w:val="decimal"/>
+      <w:lvlText w:val="%3."/>
+      <w:lvlJc w:val="left"/>
+      <w:pPr>
+        <w:tabs>
+          <w:tab w:val="num" w:pos="2160"/>
+        </w:tabs>
+        <w:ind w:left="2160" w:hanging="360"/>
+      </w:pPr>
+    </w:lvl>
+    <w:lvl w:ilvl="3" w:tentative="1">
+      <w:start w:val="1"/>
+      <w:numFmt w:val="decimal"/>
+      <w:lvlText w:val="%4."/>
+      <w:lvlJc w:val="left"/>
+      <w:pPr>
+        <w:tabs>
+          <w:tab w:val="num" w:pos="2880"/>
+        </w:tabs>
+        <w:ind w:left="2880" w:hanging="360"/>
+      </w:pPr>
+    </w:lvl>
+    <w:lvl w:ilvl="4" w:tentative="1">
+      <w:start w:val="1"/>
+      <w:numFmt w:val="decimal"/>
+      <w:lvlText w:val="%5."/>
+      <w:lvlJc w:val="left"/>
+      <w:pPr>
+        <w:tabs>
+          <w:tab w:val="num" w:pos="3600"/>
+        </w:tabs>
+        <w:ind w:left="3600" w:hanging="360"/>
+      </w:pPr>
+    </w:lvl>
+    <w:lvl w:ilvl="5" w:tentative="1">
+      <w:start w:val="1"/>
+      <w:numFmt w:val="decimal"/>
+      <w:lvlText w:val="%6."/>
+      <w:lvlJc w:val="left"/>
+      <w:pPr>
+        <w:tabs>
+          <w:tab w:val="num" w:pos="4320"/>
+        </w:tabs>
+        <w:ind w:left="4320" w:hanging="360"/>
+      </w:pPr>
+    </w:lvl>
+    <w:lvl w:ilvl="6" w:tentative="1">
+      <w:start w:val="1"/>
+      <w:numFmt w:val="decimal"/>
+      <w:lvlText w:val="%7."/>
+      <w:lvlJc w:val="left"/>
+      <w:pPr>
+        <w:tabs>
+          <w:tab w:val="num" w:pos="5040"/>
+        </w:tabs>
+        <w:ind w:left="5040" w:hanging="360"/>
+      </w:pPr>
+    </w:lvl>
+    <w:lvl w:ilvl="7" w:tentative="1">
+      <w:start w:val="1"/>
+      <w:numFmt w:val="decimal"/>
+      <w:lvlText w:val="%8."/>
+      <w:lvlJc w:val="left"/>
+      <w:pPr>
+        <w:tabs>
+          <w:tab w:val="num" w:pos="5760"/>
+        </w:tabs>
+        <w:ind w:left="5760" w:hanging="360"/>
+      </w:pPr>
+    </w:lvl>
+    <w:lvl w:ilvl="8" w:tentative="1">
+      <w:start w:val="1"/>
+      <w:numFmt w:val="decimal"/>
+      <w:lvlText w:val="%9."/>
+      <w:lvlJc w:val="left"/>
+      <w:pPr>
+        <w:tabs>
+          <w:tab w:val="num" w:pos="6480"/>
+        </w:tabs>
+        <w:ind w:left="6480" w:hanging="360"/>
+      </w:pPr>
+    </w:lvl>
+  </w:abstractNum>
+  <w:abstractNum w:abstractNumId="6" w15:restartNumberingAfterBreak="0">
+    <w:nsid w:val="4DE51F92"/>
+    <w:multiLevelType w:val="multilevel"/>
+    <w:tmpl w:val="BCDAA196"/>
+    <w:lvl w:ilvl="0">
+      <w:start w:val="5"/>
+      <w:numFmt w:val="decimal"/>
+      <w:lvlText w:val="%1."/>
+      <w:lvlJc w:val="left"/>
+      <w:pPr>
+        <w:tabs>
+          <w:tab w:val="num" w:pos="720"/>
+        </w:tabs>
+        <w:ind w:left="720" w:hanging="360"/>
+      </w:pPr>
+    </w:lvl>
+    <w:lvl w:ilvl="1" w:tentative="1">
+      <w:start w:val="1"/>
+      <w:numFmt w:val="decimal"/>
+      <w:lvlText w:val="%2."/>
+      <w:lvlJc w:val="left"/>
+      <w:pPr>
+        <w:tabs>
+          <w:tab w:val="num" w:pos="1440"/>
+        </w:tabs>
+        <w:ind w:left="1440" w:hanging="360"/>
+      </w:pPr>
+    </w:lvl>
+    <w:lvl w:ilvl="2" w:tentative="1">
+      <w:start w:val="1"/>
+      <w:numFmt w:val="decimal"/>
+      <w:lvlText w:val="%3."/>
+      <w:lvlJc w:val="left"/>
+      <w:pPr>
+        <w:tabs>
+          <w:tab w:val="num" w:pos="2160"/>
+        </w:tabs>
+        <w:ind w:left="2160" w:hanging="360"/>
+      </w:pPr>
+    </w:lvl>
+    <w:lvl w:ilvl="3" w:tentative="1">
+      <w:start w:val="1"/>
+      <w:numFmt w:val="decimal"/>
+      <w:lvlText w:val="%4."/>
+      <w:lvlJc w:val="left"/>
+      <w:pPr>
+        <w:tabs>
+          <w:tab w:val="num" w:pos="2880"/>
+        </w:tabs>
+        <w:ind w:left="2880" w:hanging="360"/>
+      </w:pPr>
+    </w:lvl>
+    <w:lvl w:ilvl="4" w:tentative="1">
+      <w:start w:val="1"/>
+      <w:numFmt w:val="decimal"/>
+      <w:lvlText w:val="%5."/>
+      <w:lvlJc w:val="left"/>
+      <w:pPr>
+        <w:tabs>
+          <w:tab w:val="num" w:pos="3600"/>
+        </w:tabs>
+        <w:ind w:left="3600" w:hanging="360"/>
+      </w:pPr>
+    </w:lvl>
+    <w:lvl w:ilvl="5" w:tentative="1">
+      <w:start w:val="1"/>
+      <w:numFmt w:val="decimal"/>
+      <w:lvlText w:val="%6."/>
+      <w:lvlJc w:val="left"/>
+      <w:pPr>
+        <w:tabs>
+          <w:tab w:val="num" w:pos="4320"/>
+        </w:tabs>
+        <w:ind w:left="4320" w:hanging="360"/>
+      </w:pPr>
+    </w:lvl>
+    <w:lvl w:ilvl="6" w:tentative="1">
+      <w:start w:val="1"/>
+      <w:numFmt w:val="decimal"/>
+      <w:lvlText w:val="%7."/>
+      <w:lvlJc w:val="left"/>
+      <w:pPr>
+        <w:tabs>
+          <w:tab w:val="num" w:pos="5040"/>
+        </w:tabs>
+        <w:ind w:left="5040" w:hanging="360"/>
+      </w:pPr>
+    </w:lvl>
+    <w:lvl w:ilvl="7" w:tentative="1">
+      <w:start w:val="1"/>
+      <w:numFmt w:val="decimal"/>
+      <w:lvlText w:val="%8."/>
+      <w:lvlJc w:val="left"/>
+      <w:pPr>
+        <w:tabs>
+          <w:tab w:val="num" w:pos="5760"/>
+        </w:tabs>
+        <w:ind w:left="5760" w:hanging="360"/>
+      </w:pPr>
+    </w:lvl>
+    <w:lvl w:ilvl="8" w:tentative="1">
+      <w:start w:val="1"/>
+      <w:numFmt w:val="decimal"/>
+      <w:lvlText w:val="%9."/>
+      <w:lvlJc w:val="left"/>
+      <w:pPr>
+        <w:tabs>
+          <w:tab w:val="num" w:pos="6480"/>
+        </w:tabs>
+        <w:ind w:left="6480" w:hanging="360"/>
+      </w:pPr>
+    </w:lvl>
+  </w:abstractNum>
+  <w:abstractNum w:abstractNumId="7" w15:restartNumberingAfterBreak="0">
+    <w:nsid w:val="4FEB36DE"/>
+    <w:multiLevelType w:val="multilevel"/>
+    <w:tmpl w:val="53A8DECC"/>
+    <w:lvl w:ilvl="0">
+      <w:start w:val="11"/>
+      <w:numFmt w:val="decimal"/>
+      <w:lvlText w:val="%1."/>
+      <w:lvlJc w:val="left"/>
+      <w:pPr>
+        <w:tabs>
+          <w:tab w:val="num" w:pos="720"/>
+        </w:tabs>
+        <w:ind w:left="720" w:hanging="360"/>
+      </w:pPr>
+    </w:lvl>
+    <w:lvl w:ilvl="1" w:tentative="1">
+      <w:start w:val="1"/>
+      <w:numFmt w:val="decimal"/>
+      <w:lvlText w:val="%2."/>
+      <w:lvlJc w:val="left"/>
+      <w:pPr>
+        <w:tabs>
+          <w:tab w:val="num" w:pos="1440"/>
+        </w:tabs>
+        <w:ind w:left="1440" w:hanging="360"/>
+      </w:pPr>
+    </w:lvl>
+    <w:lvl w:ilvl="2" w:tentative="1">
+      <w:start w:val="1"/>
+      <w:numFmt w:val="decimal"/>
+      <w:lvlText w:val="%3."/>
+      <w:lvlJc w:val="left"/>
+      <w:pPr>
+        <w:tabs>
+          <w:tab w:val="num" w:pos="2160"/>
+        </w:tabs>
+        <w:ind w:left="2160" w:hanging="360"/>
+      </w:pPr>
+    </w:lvl>
+    <w:lvl w:ilvl="3" w:tentative="1">
+      <w:start w:val="1"/>
+      <w:numFmt w:val="decimal"/>
+      <w:lvlText w:val="%4."/>
+      <w:lvlJc w:val="left"/>
+      <w:pPr>
+        <w:tabs>
+          <w:tab w:val="num" w:pos="2880"/>
+        </w:tabs>
+        <w:ind w:left="2880" w:hanging="360"/>
+      </w:pPr>
+    </w:lvl>
+    <w:lvl w:ilvl="4" w:tentative="1">
+      <w:start w:val="1"/>
+      <w:numFmt w:val="decimal"/>
+      <w:lvlText w:val="%5."/>
+      <w:lvlJc w:val="left"/>
+      <w:pPr>
+        <w:tabs>
+          <w:tab w:val="num" w:pos="3600"/>
+        </w:tabs>
+        <w:ind w:left="3600" w:hanging="360"/>
+      </w:pPr>
+    </w:lvl>
+    <w:lvl w:ilvl="5" w:tentative="1">
+      <w:start w:val="1"/>
+      <w:numFmt w:val="decimal"/>
+      <w:lvlText w:val="%6."/>
+      <w:lvlJc w:val="left"/>
+      <w:pPr>
+        <w:tabs>
+          <w:tab w:val="num" w:pos="4320"/>
+        </w:tabs>
+        <w:ind w:left="4320" w:hanging="360"/>
+      </w:pPr>
+    </w:lvl>
+    <w:lvl w:ilvl="6" w:tentative="1">
+      <w:start w:val="1"/>
+      <w:numFmt w:val="decimal"/>
+      <w:lvlText w:val="%7."/>
+      <w:lvlJc w:val="left"/>
+      <w:pPr>
+        <w:tabs>
+          <w:tab w:val="num" w:pos="5040"/>
+        </w:tabs>
+        <w:ind w:left="5040" w:hanging="360"/>
+      </w:pPr>
+    </w:lvl>
+    <w:lvl w:ilvl="7" w:tentative="1">
+      <w:start w:val="1"/>
+      <w:numFmt w:val="decimal"/>
+      <w:lvlText w:val="%8."/>
+      <w:lvlJc w:val="left"/>
+      <w:pPr>
+        <w:tabs>
+          <w:tab w:val="num" w:pos="5760"/>
+        </w:tabs>
+        <w:ind w:left="5760" w:hanging="360"/>
+      </w:pPr>
+    </w:lvl>
+    <w:lvl w:ilvl="8" w:tentative="1">
+      <w:start w:val="1"/>
+      <w:numFmt w:val="decimal"/>
+      <w:lvlText w:val="%9."/>
+      <w:lvlJc w:val="left"/>
+      <w:pPr>
+        <w:tabs>
+          <w:tab w:val="num" w:pos="6480"/>
+        </w:tabs>
+        <w:ind w:left="6480" w:hanging="360"/>
+      </w:pPr>
+    </w:lvl>
+  </w:abstractNum>
+  <w:abstractNum w:abstractNumId="8" w15:restartNumberingAfterBreak="0">
     <w:nsid w:val="669245D5"/>
     <w:multiLevelType w:val="hybridMultilevel"/>
     <w:tmpl w:val="97EE2E0E"/>
@@ -7894,6 +11672,119 @@
       </w:pPr>
     </w:lvl>
   </w:abstractNum>
+  <w:abstractNum w:abstractNumId="9" w15:restartNumberingAfterBreak="0">
+    <w:nsid w:val="79AE4C17"/>
+    <w:multiLevelType w:val="multilevel"/>
+    <w:tmpl w:val="C95A0212"/>
+    <w:lvl w:ilvl="0">
+      <w:start w:val="7"/>
+      <w:numFmt w:val="decimal"/>
+      <w:lvlText w:val="%1."/>
+      <w:lvlJc w:val="left"/>
+      <w:pPr>
+        <w:tabs>
+          <w:tab w:val="num" w:pos="720"/>
+        </w:tabs>
+        <w:ind w:left="720" w:hanging="360"/>
+      </w:pPr>
+    </w:lvl>
+    <w:lvl w:ilvl="1" w:tentative="1">
+      <w:start w:val="1"/>
+      <w:numFmt w:val="decimal"/>
+      <w:lvlText w:val="%2."/>
+      <w:lvlJc w:val="left"/>
+      <w:pPr>
+        <w:tabs>
+          <w:tab w:val="num" w:pos="1440"/>
+        </w:tabs>
+        <w:ind w:left="1440" w:hanging="360"/>
+      </w:pPr>
+    </w:lvl>
+    <w:lvl w:ilvl="2" w:tentative="1">
+      <w:start w:val="1"/>
+      <w:numFmt w:val="decimal"/>
+      <w:lvlText w:val="%3."/>
+      <w:lvlJc w:val="left"/>
+      <w:pPr>
+        <w:tabs>
+          <w:tab w:val="num" w:pos="2160"/>
+        </w:tabs>
+        <w:ind w:left="2160" w:hanging="360"/>
+      </w:pPr>
+    </w:lvl>
+    <w:lvl w:ilvl="3" w:tentative="1">
+      <w:start w:val="1"/>
+      <w:numFmt w:val="decimal"/>
+      <w:lvlText w:val="%4."/>
+      <w:lvlJc w:val="left"/>
+      <w:pPr>
+        <w:tabs>
+          <w:tab w:val="num" w:pos="2880"/>
+        </w:tabs>
+        <w:ind w:left="2880" w:hanging="360"/>
+      </w:pPr>
+    </w:lvl>
+    <w:lvl w:ilvl="4" w:tentative="1">
+      <w:start w:val="1"/>
+      <w:numFmt w:val="decimal"/>
+      <w:lvlText w:val="%5."/>
+      <w:lvlJc w:val="left"/>
+      <w:pPr>
+        <w:tabs>
+          <w:tab w:val="num" w:pos="3600"/>
+        </w:tabs>
+        <w:ind w:left="3600" w:hanging="360"/>
+      </w:pPr>
+    </w:lvl>
+    <w:lvl w:ilvl="5" w:tentative="1">
+      <w:start w:val="1"/>
+      <w:numFmt w:val="decimal"/>
+      <w:lvlText w:val="%6."/>
+      <w:lvlJc w:val="left"/>
+      <w:pPr>
+        <w:tabs>
+          <w:tab w:val="num" w:pos="4320"/>
+        </w:tabs>
+        <w:ind w:left="4320" w:hanging="360"/>
+      </w:pPr>
+    </w:lvl>
+    <w:lvl w:ilvl="6" w:tentative="1">
+      <w:start w:val="1"/>
+      <w:numFmt w:val="decimal"/>
+      <w:lvlText w:val="%7."/>
+      <w:lvlJc w:val="left"/>
+      <w:pPr>
+        <w:tabs>
+          <w:tab w:val="num" w:pos="5040"/>
+        </w:tabs>
+        <w:ind w:left="5040" w:hanging="360"/>
+      </w:pPr>
+    </w:lvl>
+    <w:lvl w:ilvl="7" w:tentative="1">
+      <w:start w:val="1"/>
+      <w:numFmt w:val="decimal"/>
+      <w:lvlText w:val="%8."/>
+      <w:lvlJc w:val="left"/>
+      <w:pPr>
+        <w:tabs>
+          <w:tab w:val="num" w:pos="5760"/>
+        </w:tabs>
+        <w:ind w:left="5760" w:hanging="360"/>
+      </w:pPr>
+    </w:lvl>
+    <w:lvl w:ilvl="8" w:tentative="1">
+      <w:start w:val="1"/>
+      <w:numFmt w:val="decimal"/>
+      <w:lvlText w:val="%9."/>
+      <w:lvlJc w:val="left"/>
+      <w:pPr>
+        <w:tabs>
+          <w:tab w:val="num" w:pos="6480"/>
+        </w:tabs>
+        <w:ind w:left="6480" w:hanging="360"/>
+      </w:pPr>
+    </w:lvl>
+  </w:abstractNum>
   <w:num w:numId="1" w16cid:durableId="114831399">
     <w:abstractNumId w:val="0"/>
   </w:num>
@@ -7901,7 +11792,28 @@
     <w:abstractNumId w:val="1"/>
   </w:num>
   <w:num w:numId="3" w16cid:durableId="1061059407">
+    <w:abstractNumId w:val="8"/>
+  </w:num>
+  <w:num w:numId="4" w16cid:durableId="944459621">
     <w:abstractNumId w:val="2"/>
+  </w:num>
+  <w:num w:numId="5" w16cid:durableId="502234839">
+    <w:abstractNumId w:val="4"/>
+  </w:num>
+  <w:num w:numId="6" w16cid:durableId="1920752220">
+    <w:abstractNumId w:val="5"/>
+  </w:num>
+  <w:num w:numId="7" w16cid:durableId="1066147300">
+    <w:abstractNumId w:val="6"/>
+  </w:num>
+  <w:num w:numId="8" w16cid:durableId="1792283657">
+    <w:abstractNumId w:val="9"/>
+  </w:num>
+  <w:num w:numId="9" w16cid:durableId="1818453442">
+    <w:abstractNumId w:val="7"/>
+  </w:num>
+  <w:num w:numId="10" w16cid:durableId="1212184924">
+    <w:abstractNumId w:val="3"/>
   </w:num>
 </w:numbering>
 </file>
